--- a/engine/amr_study/AMR_Bibliography_09-08-2026.docx
+++ b/engine/amr_study/AMR_Bibliography_09-08-2026.docx
@@ -974,7 +974,7 @@
                 <w:color w:val="1C3A36"/>
                 <w:sz w:val="17"/>
               </w:rPr>
-              <w:t>narrative and strategy context</w:t>
+              <w:t>narrative, strategy and headcount context</w:t>
             </w:r>
           </w:p>
         </w:tc>
@@ -1011,6 +1011,79 @@
                 <w:sz w:val="17"/>
               </w:rPr>
               <w:t>2026-03-17</w:t>
+            </w:r>
+          </w:p>
+        </w:tc>
+      </w:tr>
+      <w:tr>
+        <w:tc>
+          <w:tcPr>
+            <w:tcW w:type="dxa" w:w="3672"/>
+          </w:tcPr>
+          <w:p>
+            <w:pPr>
+              <w:spacing w:after="20"/>
+            </w:pPr>
+            <w:r>
+              <w:rPr>
+                <w:color w:val="1C3A36"/>
+                <w:sz w:val="17"/>
+              </w:rPr>
+              <w:t>FY 2023 earnings release</w:t>
+            </w:r>
+          </w:p>
+        </w:tc>
+        <w:tc>
+          <w:tcPr>
+            <w:tcW w:type="dxa" w:w="3816"/>
+          </w:tcPr>
+          <w:p>
+            <w:pPr>
+              <w:spacing w:after="20"/>
+              <w:jc w:val="right"/>
+            </w:pPr>
+            <w:r>
+              <w:rPr>
+                <w:color w:val="1C3A36"/>
+                <w:sz w:val="17"/>
+              </w:rPr>
+              <w:t>the disclosed 2,435 restaurant count at 31 December 2023 and the 300 gross / 252 net openings of that year</w:t>
+            </w:r>
+          </w:p>
+        </w:tc>
+        <w:tc>
+          <w:tcPr>
+            <w:tcW w:type="dxa" w:w="1440"/>
+          </w:tcPr>
+          <w:p>
+            <w:pPr>
+              <w:spacing w:after="20"/>
+              <w:jc w:val="right"/>
+            </w:pPr>
+            <w:r>
+              <w:rPr>
+                <w:color w:val="1C3A36"/>
+                <w:sz w:val="17"/>
+              </w:rPr>
+              <w:t>investor relations</w:t>
+            </w:r>
+          </w:p>
+        </w:tc>
+        <w:tc>
+          <w:tcPr>
+            <w:tcW w:type="dxa" w:w="1152"/>
+          </w:tcPr>
+          <w:p>
+            <w:pPr>
+              <w:spacing w:after="20"/>
+              <w:jc w:val="right"/>
+            </w:pPr>
+            <w:r>
+              <w:rPr>
+                <w:color w:val="1C3A36"/>
+                <w:sz w:val="17"/>
+              </w:rPr>
+              <w:t>2024-02-15</w:t>
             </w:r>
           </w:p>
         </w:tc>
@@ -1032,7 +1105,7 @@
           <w:color w:val="1C3A36"/>
           <w:sz w:val="21"/>
         </w:rPr>
-        <w:t>Two further access attempts are recorded for completeness. The Abu Dhabi Securities Exchange company page returned an automated-access refusal to this environment; it was not needed, because every document the exchange would carry is published by the company itself. A daily history for the Abu Dhabi general index could not be obtained from any machine-readable source available for this study — the consequence for the beta calculation is set out in section 4 and in section 1.8 of the study.</w:t>
+        <w:t>Two further access attempts are recorded for completeness. The Abu Dhabi Securities Exchange company page returned an automated-access refusal to this environment; it was not needed, because every document the exchange would carry is published by the company itself. A daily history for the Abu Dhabi general index was sought from the machine-readable sources available — the Yahoo index quote returns one observation and no history, and the main data portals refused automated access — and not obtained; the consequence for the beta, and its sizing, is in section 1.8 of the study.</w:t>
       </w:r>
     </w:p>
     <w:p>
@@ -1169,7 +1242,7 @@
                 <w:color w:val="1C3A36"/>
                 <w:sz w:val="17"/>
               </w:rPr>
-              <w:t>Aswath Damodaran, NYU Stern — country default spreads and risk premiums, January 2026 edition</w:t>
+              <w:t>Aswath Damodaran, NYU Stern — country default spreads and risk premiums, July 2026 edition (published 15 July 2026)</w:t>
             </w:r>
           </w:p>
         </w:tc>
@@ -1242,7 +1315,7 @@
                 <w:color w:val="1C3A36"/>
                 <w:sz w:val="17"/>
               </w:rPr>
-              <w:t>US Treasury constant-maturity yield</w:t>
+              <w:t>US Treasury daily par yield curve</w:t>
             </w:r>
           </w:p>
         </w:tc>
@@ -1260,7 +1333,7 @@
                 <w:color w:val="1C3A36"/>
                 <w:sz w:val="17"/>
               </w:rPr>
-              <w:t>close of 7 August 2026</w:t>
+              <w:t>close of 7 August 2026, read from the Treasury CSV</w:t>
             </w:r>
           </w:p>
         </w:tc>
@@ -1406,7 +1479,7 @@
                 <w:color w:val="1C3A36"/>
                 <w:sz w:val="17"/>
               </w:rPr>
-              <w:t>initial price thoughts, 55 basis points over Treasuries on the ten-year tranche</w:t>
+              <w:t>final re-offer spread of 25 basis points over Treasuries on the ten-year tranche (price thoughts opened at 55)</w:t>
             </w:r>
           </w:p>
         </w:tc>
@@ -1657,7 +1730,7 @@
           <w:color w:val="1C3A36"/>
           <w:sz w:val="24"/>
         </w:rPr>
-        <w:t>3.1  Company  (206 inputs)</w:t>
+        <w:t>3.1  Company  (209 inputs)</w:t>
       </w:r>
     </w:p>
     <w:p>
@@ -16175,7 +16248,7 @@
                 <w:color w:val="1C3A36"/>
                 <w:sz w:val="14"/>
               </w:rPr>
-              <w:t>cost residual pct</w:t>
+              <w:t>wage per fte</w:t>
             </w:r>
           </w:p>
         </w:tc>
@@ -16193,7 +16266,7 @@
                 <w:color w:val="1C3A36"/>
                 <w:sz w:val="14"/>
               </w:rPr>
-              <w:t>0.053137</w:t>
+              <w:t>12.39</w:t>
             </w:r>
           </w:p>
         </w:tc>
@@ -16229,7 +16302,7 @@
                 <w:color w:val="1C3A36"/>
                 <w:sz w:val="14"/>
               </w:rPr>
-              <w:t>Everything in the three expense notes not separately named above — the residual "others" lines, professional fees, travel, office administration and provisions for legal and tax claims. Carried at its FY2025 share of revenue. Source: Audited consolidated financial statements for the year ended 31 December 2025, Americana Restaurants International PLC, audited by Deloitte &amp; Touche (M.E.) LLP, signed 6 February 2026, published on the company investor-relations site, notes 21, 22 and 23</w:t>
+              <w:t>Average staff cost per full-time equivalent: USD 12,394 in FY2025 (staff costs USD 461.118m over 37,207 average FTEs, note 26). Implied growth from FY2023 (USD 10,959) is 6.3% a year.</w:t>
             </w:r>
           </w:p>
         </w:tc>
@@ -16248,7 +16321,7 @@
                 <w:color w:val="1C3A36"/>
                 <w:sz w:val="14"/>
               </w:rPr>
-              <w:t>owned depreciation rate</w:t>
+              <w:t>above restaurant fte</w:t>
             </w:r>
           </w:p>
         </w:tc>
@@ -16266,7 +16339,7 @@
                 <w:color w:val="1C3A36"/>
                 <w:sz w:val="14"/>
               </w:rPr>
-              <w:t>0.25938</w:t>
+              <w:t>3.883</w:t>
             </w:r>
           </w:p>
         </w:tc>
@@ -16302,7 +16375,7 @@
                 <w:color w:val="1C3A36"/>
                 <w:sz w:val="14"/>
               </w:rPr>
-              <w:t>Depreciation and amortisation of owned assets over the opening owned asset base: USD 101.5 million in FY2025 over USD 391.3 million of property, equipment, intangibles and investment property at the start of the year. Source: Audited consolidated financial statements for the year ended 31 December 2025, Americana Restaurants International PLC, audited by Deloitte &amp; Touche (M.E.) LLP, signed 6 February 2026, published on the company investor-relations site, note 24 and the statement of financial position</w:t>
+              <w:t>Above-restaurant staff: 3,883 average FTEs in FY2025 (note 26), held flat — scale leverage in headcount, cost growth through the wage line only.</w:t>
             </w:r>
           </w:p>
         </w:tc>
@@ -16321,7 +16394,7 @@
                 <w:color w:val="1C3A36"/>
                 <w:sz w:val="14"/>
               </w:rPr>
-              <w:t>rou depreciation rate</w:t>
+              <w:t>cost residual pct</w:t>
             </w:r>
           </w:p>
         </w:tc>
@@ -16339,7 +16412,7 @@
                 <w:color w:val="1C3A36"/>
                 <w:sz w:val="14"/>
               </w:rPr>
-              <w:t>0.36316</w:t>
+              <w:t>0.053137</w:t>
             </w:r>
           </w:p>
         </w:tc>
@@ -16375,7 +16448,7 @@
                 <w:color w:val="1C3A36"/>
                 <w:sz w:val="14"/>
               </w:rPr>
-              <w:t>Depreciation of right-of-use assets over the opening right-of-use balance: USD 205.6 million in FY2025 over USD 566.1 million. Source: Audited consolidated financial statements for the year ended 31 December 2025, Americana Restaurants International PLC, audited by Deloitte &amp; Touche (M.E.) LLP, signed 6 February 2026, published on the company investor-relations site, note 11</w:t>
+              <w:t>Everything in the three expense notes not separately named above — the residual "others" lines, professional fees, travel, office administration and provisions for legal and tax claims. Carried at its FY2025 share of revenue. Source: Audited consolidated financial statements for the year ended 31 December 2025, Americana Restaurants International PLC, audited by Deloitte &amp; Touche (M.E.) LLP, signed 6 February 2026, published on the company investor-relations site, notes 21, 22 and 23</w:t>
             </w:r>
           </w:p>
         </w:tc>
@@ -16394,7 +16467,7 @@
                 <w:color w:val="1C3A36"/>
                 <w:sz w:val="14"/>
               </w:rPr>
-              <w:t>nwc pct revenue</w:t>
+              <w:t>margin history average</w:t>
             </w:r>
           </w:p>
         </w:tc>
@@ -16412,7 +16485,7 @@
                 <w:color w:val="1C3A36"/>
                 <w:sz w:val="14"/>
               </w:rPr>
-              <w:t>-0.098857</w:t>
+              <w:t>0.22794</w:t>
             </w:r>
           </w:p>
         </w:tc>
@@ -16448,7 +16521,7 @@
                 <w:color w:val="1C3A36"/>
                 <w:sz w:val="14"/>
               </w:rPr>
-              <w:t>Net working capital as a share of revenue. Negative, because a restaurant business collects at the till and pays its suppliers on terms: USD (248) million on USD 2,508.8 million in FY2025, and USD (266) million on the twelve months to 30 June 2026. Held at the FY2025 ratio. Sources: Audited consolidated financial statements for the year ended 31 December 2025, Americana Restaurants International PLC, audited by Deloitte &amp; Touche (M.E.) LLP, signed 6 February 2026, published on the company investor-relations site; H1 2026 earnings presentation, Americana Restaurants International PLC, published 28 July 2026</w:t>
+              <w:t>Average EBITDA margin across the three audited years — 22.6% in FY2023, 22.0% in FY2024 and 23.7% in FY2025. This is the level the cyclical reading reverts to. Source: Audited consolidated financial statements for the year ended 31 December 2025, Americana Restaurants International PLC, audited by Deloitte &amp; Touche (M.E.) LLP, signed 6 February 2026, published on the company investor-relations site and Audited consolidated financial statements for the year ended 31 December 2024, Americana Restaurants International PLC, audited by Deloitte &amp; Touche (M.E.) LLP, published on the company investor-relations site</w:t>
             </w:r>
           </w:p>
         </w:tc>
@@ -16467,7 +16540,7 @@
                 <w:color w:val="1C3A36"/>
                 <w:sz w:val="14"/>
               </w:rPr>
-              <w:t>maintenance capex pct</w:t>
+              <w:t>impairment rate recurring</w:t>
             </w:r>
           </w:p>
         </w:tc>
@@ -16485,7 +16558,7 @@
                 <w:color w:val="1C3A36"/>
                 <w:sz w:val="14"/>
               </w:rPr>
-              <w:t>0.016118</w:t>
+              <w:t>0.0030792</w:t>
             </w:r>
           </w:p>
         </w:tc>
@@ -16521,7 +16594,7 @@
                 <w:color w:val="1C3A36"/>
                 <w:sz w:val="14"/>
               </w:rPr>
-              <w:t>Maintenance capital expenditure as a share of revenue, derived rather than assumed: FY2025 gross capital expenditure of USD 108.8 million less the 170 gross organic openings at the company's own average of USD 402 thousand each leaves USD 40.4 million, or 1.61% of revenue, spent on the existing estate. Sources: Audited consolidated financial statements for the year ended 31 December 2025, Americana Restaurants International PLC, audited by Deloitte &amp; Touche (M.E.) LLP, signed 6 February 2026, published on the company investor-relations site, statement of cash flows; H1 2026 earnings presentation, Americana Restaurants International PLC, published 28 July 2026</w:t>
+              <w:t>Recurring impairment charge on the estate, as a share of revenue: the three-year audited total of impairments on non-financial and financial assets (USD 2.4m, 13.7m, 5.8m) over three-year revenue = 0.31%. A 2,700-restaurant estate always carries some underperforming brand-country units, so the forecast charges this as a recurring operating line rather than caveating it — adopted from the critique round; the first delivery excluded it and said so in §7.</w:t>
             </w:r>
           </w:p>
         </w:tc>
@@ -16540,7 +16613,7 @@
                 <w:color w:val="1C3A36"/>
                 <w:sz w:val="14"/>
               </w:rPr>
-              <w:t>deposit yield</w:t>
+              <w:t>owned depreciation rate</w:t>
             </w:r>
           </w:p>
         </w:tc>
@@ -16558,7 +16631,7 @@
                 <w:color w:val="1C3A36"/>
                 <w:sz w:val="14"/>
               </w:rPr>
-              <w:t>0.043527</w:t>
+              <w:t>0.25938</w:t>
             </w:r>
           </w:p>
         </w:tc>
@@ -16594,7 +16667,7 @@
                 <w:color w:val="1C3A36"/>
                 <w:sz w:val="14"/>
               </w:rPr>
-              <w:t>Yield earned on cash and bank deposits: finance income of USD 15.5 million in FY2025 over average cash and deposits of USD 297.5 million. Source: Audited consolidated financial statements for the year ended 31 December 2025, Americana Restaurants International PLC, audited by Deloitte &amp; Touche (M.E.) LLP, signed 6 February 2026, published on the company investor-relations site, note 25</w:t>
+              <w:t>Depreciation and amortisation of owned assets over the opening owned asset base: USD 101.5 million in FY2025 over USD 391.3 million of property, equipment, intangibles and investment property at the start of the year. Source: Audited consolidated financial statements for the year ended 31 December 2025, Americana Restaurants International PLC, audited by Deloitte &amp; Touche (M.E.) LLP, signed 6 February 2026, published on the company investor-relations site, note 24 and the statement of financial position</w:t>
             </w:r>
           </w:p>
         </w:tc>
@@ -16613,7 +16686,7 @@
                 <w:color w:val="1C3A36"/>
                 <w:sz w:val="14"/>
               </w:rPr>
-              <w:t>other finance cost pct</w:t>
+              <w:t>rou depreciation rate</w:t>
             </w:r>
           </w:p>
         </w:tc>
@@ -16631,7 +16704,7 @@
                 <w:color w:val="1C3A36"/>
                 <w:sz w:val="14"/>
               </w:rPr>
-              <w:t>0.0013026</w:t>
+              <w:t>0.36316</w:t>
             </w:r>
           </w:p>
         </w:tc>
@@ -16667,7 +16740,7 @@
                 <w:color w:val="1C3A36"/>
                 <w:sz w:val="14"/>
               </w:rPr>
-              <w:t>Finance costs other than lease interest — the unwinding of the employees' end-of-service provision and USD 42 thousand of bank commitment charges — as a share of revenue. Source: Audited consolidated financial statements for the year ended 31 December 2025, Americana Restaurants International PLC, audited by Deloitte &amp; Touche (M.E.) LLP, signed 6 February 2026, published on the company investor-relations site, note 25</w:t>
+              <w:t>Depreciation of right-of-use assets over the opening right-of-use balance: USD 205.6 million in FY2025 over USD 566.1 million. Source: Audited consolidated financial statements for the year ended 31 December 2025, Americana Restaurants International PLC, audited by Deloitte &amp; Touche (M.E.) LLP, signed 6 February 2026, published on the company investor-relations site, note 11</w:t>
             </w:r>
           </w:p>
         </w:tc>
@@ -16686,7 +16759,7 @@
                 <w:color w:val="1C3A36"/>
                 <w:sz w:val="14"/>
               </w:rPr>
-              <w:t>sustainable roe</w:t>
+              <w:t>nwc pct revenue</w:t>
             </w:r>
           </w:p>
         </w:tc>
@@ -16704,7 +16777,7 @@
                 <w:color w:val="1C3A36"/>
                 <w:sz w:val="14"/>
               </w:rPr>
-              <w:t>0.42</w:t>
+              <w:t>-0.098857</w:t>
             </w:r>
           </w:p>
         </w:tc>
@@ -16740,7 +16813,7 @@
                 <w:color w:val="1C3A36"/>
                 <w:sz w:val="14"/>
               </w:rPr>
-              <w:t>Sustainable return on equity. The company earned 49.6% in FY2025 on average equity, and 41.9% in FY2024, on a book that is small because the estate is leased rather than owned and most of the earnings are paid out. 42% is set below the FY2025 outturn. Source: Audited consolidated financial statements for the year ended 31 December 2025, Americana Restaurants International PLC, audited by Deloitte &amp; Touche (M.E.) LLP, signed 6 February 2026, published on the company investor-relations site</w:t>
+              <w:t>Net working capital as a share of revenue. Negative, because a restaurant business collects at the till and pays its suppliers on terms: USD (248) million on USD 2,508.8 million in FY2025, and USD (266) million on the twelve months to 30 June 2026. Held at the FY2025 ratio. Sources: Audited consolidated financial statements for the year ended 31 December 2025, Americana Restaurants International PLC, audited by Deloitte &amp; Touche (M.E.) LLP, signed 6 February 2026, published on the company investor-relations site; H1 2026 earnings presentation, Americana Restaurants International PLC, published 28 July 2026</w:t>
             </w:r>
           </w:p>
         </w:tc>
@@ -16759,7 +16832,7 @@
                 <w:color w:val="1C3A36"/>
                 <w:sz w:val="14"/>
               </w:rPr>
-              <w:t>margin history average</w:t>
+              <w:t>maintenance capex pct</w:t>
             </w:r>
           </w:p>
         </w:tc>
@@ -16777,7 +16850,7 @@
                 <w:color w:val="1C3A36"/>
                 <w:sz w:val="14"/>
               </w:rPr>
-              <w:t>0.22794</w:t>
+              <w:t>0.016118</w:t>
             </w:r>
           </w:p>
         </w:tc>
@@ -16813,7 +16886,226 @@
                 <w:color w:val="1C3A36"/>
                 <w:sz w:val="14"/>
               </w:rPr>
-              <w:t>Average EBITDA margin across the three audited years — 22.6% in FY2023, 22.0% in FY2024 and 23.7% in FY2025. This is the level the cyclical reading reverts to. Source: Audited consolidated financial statements for the year ended 31 December 2025, Americana Restaurants International PLC, audited by Deloitte &amp; Touche (M.E.) LLP, signed 6 February 2026, published on the company investor-relations site and Audited consolidated financial statements for the year ended 31 December 2024, Americana Restaurants International PLC, audited by Deloitte &amp; Touche (M.E.) LLP, published on the company investor-relations site</w:t>
+              <w:t>Maintenance capital expenditure as a share of revenue, derived rather than assumed: FY2025 gross capital expenditure of USD 108.8 million less the 170 gross organic openings at the company's own average of USD 402 thousand each leaves USD 40.4 million, or 1.61% of revenue, spent on the existing estate. Sources: Audited consolidated financial statements for the year ended 31 December 2025, Americana Restaurants International PLC, audited by Deloitte &amp; Touche (M.E.) LLP, signed 6 February 2026, published on the company investor-relations site, statement of cash flows; H1 2026 earnings presentation, Americana Restaurants International PLC, published 28 July 2026</w:t>
+            </w:r>
+          </w:p>
+        </w:tc>
+      </w:tr>
+      <w:tr>
+        <w:tc>
+          <w:tcPr>
+            <w:tcW w:type="dxa" w:w="1944"/>
+          </w:tcPr>
+          <w:p>
+            <w:pPr>
+              <w:spacing w:after="20"/>
+            </w:pPr>
+            <w:r>
+              <w:rPr>
+                <w:color w:val="1C3A36"/>
+                <w:sz w:val="14"/>
+              </w:rPr>
+              <w:t>deposit yield</w:t>
+            </w:r>
+          </w:p>
+        </w:tc>
+        <w:tc>
+          <w:tcPr>
+            <w:tcW w:type="dxa" w:w="1368"/>
+          </w:tcPr>
+          <w:p>
+            <w:pPr>
+              <w:spacing w:after="20"/>
+              <w:jc w:val="right"/>
+            </w:pPr>
+            <w:r>
+              <w:rPr>
+                <w:color w:val="1C3A36"/>
+                <w:sz w:val="14"/>
+              </w:rPr>
+              <w:t>0.043527</w:t>
+            </w:r>
+          </w:p>
+        </w:tc>
+        <w:tc>
+          <w:tcPr>
+            <w:tcW w:type="dxa" w:w="1037"/>
+          </w:tcPr>
+          <w:p>
+            <w:pPr>
+              <w:spacing w:after="20"/>
+              <w:jc w:val="right"/>
+            </w:pPr>
+            <w:r>
+              <w:rPr>
+                <w:color w:val="1C3A36"/>
+                <w:sz w:val="14"/>
+              </w:rPr>
+              <w:t>2025-12-31</w:t>
+            </w:r>
+          </w:p>
+        </w:tc>
+        <w:tc>
+          <w:tcPr>
+            <w:tcW w:type="dxa" w:w="5731"/>
+          </w:tcPr>
+          <w:p>
+            <w:pPr>
+              <w:spacing w:after="20"/>
+              <w:jc w:val="right"/>
+            </w:pPr>
+            <w:r>
+              <w:rPr>
+                <w:color w:val="1C3A36"/>
+                <w:sz w:val="14"/>
+              </w:rPr>
+              <w:t>Yield earned on cash and bank deposits: finance income of USD 15.5 million in FY2025 over average cash and deposits of USD 297.5 million. Source: Audited consolidated financial statements for the year ended 31 December 2025, Americana Restaurants International PLC, audited by Deloitte &amp; Touche (M.E.) LLP, signed 6 February 2026, published on the company investor-relations site, note 25</w:t>
+            </w:r>
+          </w:p>
+        </w:tc>
+      </w:tr>
+      <w:tr>
+        <w:tc>
+          <w:tcPr>
+            <w:tcW w:type="dxa" w:w="1944"/>
+          </w:tcPr>
+          <w:p>
+            <w:pPr>
+              <w:spacing w:after="20"/>
+            </w:pPr>
+            <w:r>
+              <w:rPr>
+                <w:color w:val="1C3A36"/>
+                <w:sz w:val="14"/>
+              </w:rPr>
+              <w:t>other finance cost pct</w:t>
+            </w:r>
+          </w:p>
+        </w:tc>
+        <w:tc>
+          <w:tcPr>
+            <w:tcW w:type="dxa" w:w="1368"/>
+          </w:tcPr>
+          <w:p>
+            <w:pPr>
+              <w:spacing w:after="20"/>
+              <w:jc w:val="right"/>
+            </w:pPr>
+            <w:r>
+              <w:rPr>
+                <w:color w:val="1C3A36"/>
+                <w:sz w:val="14"/>
+              </w:rPr>
+              <w:t>0.0013026</w:t>
+            </w:r>
+          </w:p>
+        </w:tc>
+        <w:tc>
+          <w:tcPr>
+            <w:tcW w:type="dxa" w:w="1037"/>
+          </w:tcPr>
+          <w:p>
+            <w:pPr>
+              <w:spacing w:after="20"/>
+              <w:jc w:val="right"/>
+            </w:pPr>
+            <w:r>
+              <w:rPr>
+                <w:color w:val="1C3A36"/>
+                <w:sz w:val="14"/>
+              </w:rPr>
+              <w:t>2025-12-31</w:t>
+            </w:r>
+          </w:p>
+        </w:tc>
+        <w:tc>
+          <w:tcPr>
+            <w:tcW w:type="dxa" w:w="5731"/>
+          </w:tcPr>
+          <w:p>
+            <w:pPr>
+              <w:spacing w:after="20"/>
+              <w:jc w:val="right"/>
+            </w:pPr>
+            <w:r>
+              <w:rPr>
+                <w:color w:val="1C3A36"/>
+                <w:sz w:val="14"/>
+              </w:rPr>
+              <w:t>Finance costs other than lease interest — the unwinding of the employees' end-of-service provision and USD 42 thousand of bank commitment charges — as a share of revenue. Source: Audited consolidated financial statements for the year ended 31 December 2025, Americana Restaurants International PLC, audited by Deloitte &amp; Touche (M.E.) LLP, signed 6 February 2026, published on the company investor-relations site, note 25</w:t>
+            </w:r>
+          </w:p>
+        </w:tc>
+      </w:tr>
+      <w:tr>
+        <w:tc>
+          <w:tcPr>
+            <w:tcW w:type="dxa" w:w="1944"/>
+          </w:tcPr>
+          <w:p>
+            <w:pPr>
+              <w:spacing w:after="20"/>
+            </w:pPr>
+            <w:r>
+              <w:rPr>
+                <w:color w:val="1C3A36"/>
+                <w:sz w:val="14"/>
+              </w:rPr>
+              <w:t>sustainable roe</w:t>
+            </w:r>
+          </w:p>
+        </w:tc>
+        <w:tc>
+          <w:tcPr>
+            <w:tcW w:type="dxa" w:w="1368"/>
+          </w:tcPr>
+          <w:p>
+            <w:pPr>
+              <w:spacing w:after="20"/>
+              <w:jc w:val="right"/>
+            </w:pPr>
+            <w:r>
+              <w:rPr>
+                <w:color w:val="1C3A36"/>
+                <w:sz w:val="14"/>
+              </w:rPr>
+              <w:t>0.42</w:t>
+            </w:r>
+          </w:p>
+        </w:tc>
+        <w:tc>
+          <w:tcPr>
+            <w:tcW w:type="dxa" w:w="1037"/>
+          </w:tcPr>
+          <w:p>
+            <w:pPr>
+              <w:spacing w:after="20"/>
+              <w:jc w:val="right"/>
+            </w:pPr>
+            <w:r>
+              <w:rPr>
+                <w:color w:val="1C3A36"/>
+                <w:sz w:val="14"/>
+              </w:rPr>
+              <w:t>2025-12-31</w:t>
+            </w:r>
+          </w:p>
+        </w:tc>
+        <w:tc>
+          <w:tcPr>
+            <w:tcW w:type="dxa" w:w="5731"/>
+          </w:tcPr>
+          <w:p>
+            <w:pPr>
+              <w:spacing w:after="20"/>
+              <w:jc w:val="right"/>
+            </w:pPr>
+            <w:r>
+              <w:rPr>
+                <w:color w:val="1C3A36"/>
+                <w:sz w:val="14"/>
+              </w:rPr>
+              <w:t>Sustainable return on equity. The company earned 49.6% in FY2025 on average equity, and 41.9% in FY2024, on a book that is small because the estate is leased rather than owned and most of the earnings are paid out. 42% is set below the FY2025 outturn. Source: Audited consolidated financial statements for the year ended 31 December 2025, Americana Restaurants International PLC, audited by Deloitte &amp; Touche (M.E.) LLP, signed 6 February 2026, published on the company investor-relations site</w:t>
             </w:r>
           </w:p>
         </w:tc>
@@ -16835,7 +17127,7 @@
           <w:color w:val="1C3A36"/>
           <w:sz w:val="24"/>
         </w:rPr>
-        <w:t>3.2  Company (investor relations)  (44 inputs)</w:t>
+        <w:t>3.2  Company (investor relations)  (48 inputs)</w:t>
       </w:r>
     </w:p>
     <w:p>
@@ -20038,6 +20330,152 @@
                 <w:color w:val="1C3A36"/>
                 <w:sz w:val="14"/>
               </w:rPr>
+              <w:t>brand build</w:t>
+            </w:r>
+          </w:p>
+        </w:tc>
+        <w:tc>
+          <w:tcPr>
+            <w:tcW w:type="dxa" w:w="1368"/>
+          </w:tcPr>
+          <w:p>
+            <w:pPr>
+              <w:spacing w:after="20"/>
+              <w:jc w:val="right"/>
+            </w:pPr>
+            <w:r>
+              <w:rPr>
+                <w:color w:val="1C3A36"/>
+                <w:sz w:val="14"/>
+              </w:rPr>
+              <w:t>brands KFC, Pizza Hut, Hardee's, Krispy Kreme, Growth, niche and other brands; stores_2024 1,089, 43 …</w:t>
+            </w:r>
+          </w:p>
+        </w:tc>
+        <w:tc>
+          <w:tcPr>
+            <w:tcW w:type="dxa" w:w="1037"/>
+          </w:tcPr>
+          <w:p>
+            <w:pPr>
+              <w:spacing w:after="20"/>
+              <w:jc w:val="right"/>
+            </w:pPr>
+            <w:r>
+              <w:rPr>
+                <w:color w:val="1C3A36"/>
+                <w:sz w:val="14"/>
+              </w:rPr>
+              <w:t>2026-02-09</w:t>
+            </w:r>
+          </w:p>
+        </w:tc>
+        <w:tc>
+          <w:tcPr>
+            <w:tcW w:type="dxa" w:w="5731"/>
+          </w:tcPr>
+          <w:p>
+            <w:pPr>
+              <w:spacing w:after="20"/>
+              <w:jc w:val="right"/>
+            </w:pPr>
+            <w:r>
+              <w:rPr>
+                <w:color w:val="1C3A36"/>
+                <w:sz w:val="14"/>
+              </w:rPr>
+              <w:t>FY 2025 earnings presentation, Americana Restaurants International PLC, published 9 February 2026, portfolio appendix (restaurants by brand at 31 December 2025: KFC 1,146, Pizza Hut 457, Hardee's 458, Krispy Kreme 395, growth/niche 290, other 3) and revenue by power brand (FY2024 -&gt; FY2025: KFC 1,325 -&gt; 1,494, Pizza Hut 367 -&gt; 433, Hardee's 275 -&gt; 330, Krispy Kreme 87 -&gt; 94); FY 2024 earnings presentation, Americana Restaurants International PLC, published 13 February 2025 for the 31 December 2024 brand estate; H1 2026 earnings presentation, Americana Restaurants International PLC, published 28 July 2026 for 30 June 2026. The residual brand revenue is total audited revenue less the four disclosed power brands, so the brand build ties to the audited total by construction in both years. The opening mix is the company's own new-restaurant pie (KFC 40%, Hardee's 16%, Pizza Hut 15%, Krispy Kreme 12%, other 17%).</w:t>
+            </w:r>
+          </w:p>
+        </w:tc>
+      </w:tr>
+      <w:tr>
+        <w:tc>
+          <w:tcPr>
+            <w:tcW w:type="dxa" w:w="1944"/>
+          </w:tcPr>
+          <w:p>
+            <w:pPr>
+              <w:spacing w:after="20"/>
+            </w:pPr>
+            <w:r>
+              <w:rPr>
+                <w:color w:val="1C3A36"/>
+                <w:sz w:val="14"/>
+              </w:rPr>
+              <w:t>delivery share path</w:t>
+            </w:r>
+          </w:p>
+        </w:tc>
+        <w:tc>
+          <w:tcPr>
+            <w:tcW w:type="dxa" w:w="1368"/>
+          </w:tcPr>
+          <w:p>
+            <w:pPr>
+              <w:spacing w:after="20"/>
+              <w:jc w:val="right"/>
+            </w:pPr>
+            <w:r>
+              <w:rPr>
+                <w:color w:val="1C3A36"/>
+                <w:sz w:val="14"/>
+              </w:rPr>
+              <w:t>0.52, 0.535, 0.55, 0.56, 0.565</w:t>
+            </w:r>
+          </w:p>
+        </w:tc>
+        <w:tc>
+          <w:tcPr>
+            <w:tcW w:type="dxa" w:w="1037"/>
+          </w:tcPr>
+          <w:p>
+            <w:pPr>
+              <w:spacing w:after="20"/>
+              <w:jc w:val="right"/>
+            </w:pPr>
+            <w:r>
+              <w:rPr>
+                <w:color w:val="1C3A36"/>
+                <w:sz w:val="14"/>
+              </w:rPr>
+              <w:t>2026-06-30</w:t>
+            </w:r>
+          </w:p>
+        </w:tc>
+        <w:tc>
+          <w:tcPr>
+            <w:tcW w:type="dxa" w:w="5731"/>
+          </w:tcPr>
+          <w:p>
+            <w:pPr>
+              <w:spacing w:after="20"/>
+              <w:jc w:val="right"/>
+            </w:pPr>
+            <w:r>
+              <w:rPr>
+                <w:color w:val="1C3A36"/>
+                <w:sz w:val="14"/>
+              </w:rPr>
+              <w:t>Home delivery share of revenue: 44% in FY2024, 48% in FY2025, 52% in H1 2026 (channel-mix slides). The path continues the shift and flattens near 56%.</w:t>
+            </w:r>
+          </w:p>
+        </w:tc>
+      </w:tr>
+      <w:tr>
+        <w:tc>
+          <w:tcPr>
+            <w:tcW w:type="dxa" w:w="1944"/>
+          </w:tcPr>
+          <w:p>
+            <w:pPr>
+              <w:spacing w:after="20"/>
+            </w:pPr>
+            <w:r>
+              <w:rPr>
+                <w:color w:val="1C3A36"/>
+                <w:sz w:val="14"/>
+              </w:rPr>
               <w:t>closure rate</w:t>
             </w:r>
           </w:p>
@@ -20093,6 +20531,152 @@
                 <w:sz w:val="14"/>
               </w:rPr>
               <w:t>Restaurant closures as a share of the estate: 57 closures in FY2025 against 2,749 restaurants, or 2.1%. Gross openings are therefore net additions plus closures, and capital expenditure is charged on gross openings. Source: FY 2025 earnings presentation, Americana Restaurants International PLC, published 9 February 2026</w:t>
+            </w:r>
+          </w:p>
+        </w:tc>
+      </w:tr>
+      <w:tr>
+        <w:tc>
+          <w:tcPr>
+            <w:tcW w:type="dxa" w:w="1944"/>
+          </w:tcPr>
+          <w:p>
+            <w:pPr>
+              <w:spacing w:after="20"/>
+            </w:pPr>
+            <w:r>
+              <w:rPr>
+                <w:color w:val="1C3A36"/>
+                <w:sz w:val="14"/>
+              </w:rPr>
+              <w:t>dividend paid in window</w:t>
+            </w:r>
+          </w:p>
+        </w:tc>
+        <w:tc>
+          <w:tcPr>
+            <w:tcW w:type="dxa" w:w="1368"/>
+          </w:tcPr>
+          <w:p>
+            <w:pPr>
+              <w:spacing w:after="20"/>
+              <w:jc w:val="right"/>
+            </w:pPr>
+            <w:r>
+              <w:rPr>
+                <w:color w:val="1C3A36"/>
+                <w:sz w:val="14"/>
+              </w:rPr>
+              <w:t>0.024004</w:t>
+            </w:r>
+          </w:p>
+        </w:tc>
+        <w:tc>
+          <w:tcPr>
+            <w:tcW w:type="dxa" w:w="1037"/>
+          </w:tcPr>
+          <w:p>
+            <w:pPr>
+              <w:spacing w:after="20"/>
+              <w:jc w:val="right"/>
+            </w:pPr>
+            <w:r>
+              <w:rPr>
+                <w:color w:val="1C3A36"/>
+                <w:sz w:val="14"/>
+              </w:rPr>
+              <w:t>2026-06-30</w:t>
+            </w:r>
+          </w:p>
+        </w:tc>
+        <w:tc>
+          <w:tcPr>
+            <w:tcW w:type="dxa" w:w="5731"/>
+          </w:tcPr>
+          <w:p>
+            <w:pPr>
+              <w:spacing w:after="20"/>
+              <w:jc w:val="right"/>
+            </w:pPr>
+            <w:r>
+              <w:rPr>
+                <w:color w:val="1C3A36"/>
+                <w:sz w:val="14"/>
+              </w:rPr>
+              <w:t>The FY2025 dividend of USD 201.6 million (USD 0.024 a share), approved at the annual general meeting and paid in June 2026 — inside the roll window. The USD 100.8 million interim declared 28 July 2026 had not been paid by the anchor date and is excluded.</w:t>
+            </w:r>
+          </w:p>
+        </w:tc>
+      </w:tr>
+      <w:tr>
+        <w:tc>
+          <w:tcPr>
+            <w:tcW w:type="dxa" w:w="1944"/>
+          </w:tcPr>
+          <w:p>
+            <w:pPr>
+              <w:spacing w:after="20"/>
+            </w:pPr>
+            <w:r>
+              <w:rPr>
+                <w:color w:val="1C3A36"/>
+                <w:sz w:val="14"/>
+              </w:rPr>
+              <w:t>terminal roic</w:t>
+            </w:r>
+          </w:p>
+        </w:tc>
+        <w:tc>
+          <w:tcPr>
+            <w:tcW w:type="dxa" w:w="1368"/>
+          </w:tcPr>
+          <w:p>
+            <w:pPr>
+              <w:spacing w:after="20"/>
+              <w:jc w:val="right"/>
+            </w:pPr>
+            <w:r>
+              <w:rPr>
+                <w:color w:val="1C3A36"/>
+                <w:sz w:val="14"/>
+              </w:rPr>
+              <w:t>0.3</w:t>
+            </w:r>
+          </w:p>
+        </w:tc>
+        <w:tc>
+          <w:tcPr>
+            <w:tcW w:type="dxa" w:w="1037"/>
+          </w:tcPr>
+          <w:p>
+            <w:pPr>
+              <w:spacing w:after="20"/>
+              <w:jc w:val="right"/>
+            </w:pPr>
+            <w:r>
+              <w:rPr>
+                <w:color w:val="1C3A36"/>
+                <w:sz w:val="14"/>
+              </w:rPr>
+              <w:t>2026-06-30</w:t>
+            </w:r>
+          </w:p>
+        </w:tc>
+        <w:tc>
+          <w:tcPr>
+            <w:tcW w:type="dxa" w:w="5731"/>
+          </w:tcPr>
+          <w:p>
+            <w:pPr>
+              <w:spacing w:after="20"/>
+              <w:jc w:val="right"/>
+            </w:pPr>
+            <w:r>
+              <w:rPr>
+                <w:color w:val="1C3A36"/>
+                <w:sz w:val="14"/>
+              </w:rPr>
+              <w:t>Terminal return on incremental invested capital, faded to 30% from the model-implied average of ~55%. Anchored on the company's own store-economics disclosure: USD 402 thousand average capital cost and a 3.0-year average payback imply roughly a 33% pre-tax cash-on-cash return on the AVERAGE new store, and the same table shows the MARGINAL brands (Pizza Hut, Krispy Kreme, growth brands) beyond five years — materially below the average. Continuing the average net-book return into perpetuity was the largest judgement defect raised in the critique round, conceded in the study's own expert cross-examination; the fade prices it. The 55% continuation is published as the bull reading in the sensitivity.</w:t>
             </w:r>
           </w:p>
         </w:tc>
@@ -20187,7 +20771,7 @@
           <w:color w:val="1C3A36"/>
           <w:sz w:val="24"/>
         </w:rPr>
-        <w:t>3.3  Market  (2 inputs)</w:t>
+        <w:t>3.3  Market  (3 inputs)</w:t>
       </w:r>
     </w:p>
     <w:p>
@@ -20227,15 +20811,15 @@
         <w:tblLayout w:type="fixed"/>
       </w:tblPr>
       <w:tblGrid>
-        <w:gridCol w:w="1117"/>
+        <w:gridCol w:w="1944"/>
         <w:gridCol w:w="1368"/>
-        <w:gridCol w:w="1039"/>
-        <w:gridCol w:w="6556"/>
+        <w:gridCol w:w="1037"/>
+        <w:gridCol w:w="5731"/>
       </w:tblGrid>
       <w:tr>
         <w:tc>
           <w:tcPr>
-            <w:tcW w:type="dxa" w:w="1117"/>
+            <w:tcW w:type="dxa" w:w="1944"/>
             <w:shd w:val="clear" w:color="auto" w:fill="EAF0EE"/>
           </w:tcPr>
           <w:p>
@@ -20273,7 +20857,7 @@
         </w:tc>
         <w:tc>
           <w:tcPr>
-            <w:tcW w:type="dxa" w:w="1039"/>
+            <w:tcW w:type="dxa" w:w="1037"/>
             <w:shd w:val="clear" w:color="auto" w:fill="EAF0EE"/>
           </w:tcPr>
           <w:p>
@@ -20292,7 +20876,7 @@
         </w:tc>
         <w:tc>
           <w:tcPr>
-            <w:tcW w:type="dxa" w:w="6556"/>
+            <w:tcW w:type="dxa" w:w="5731"/>
             <w:shd w:val="clear" w:color="auto" w:fill="EAF0EE"/>
           </w:tcPr>
           <w:p>
@@ -20313,7 +20897,7 @@
       <w:tr>
         <w:tc>
           <w:tcPr>
-            <w:tcW w:type="dxa" w:w="1117"/>
+            <w:tcW w:type="dxa" w:w="1944"/>
           </w:tcPr>
           <w:p>
             <w:pPr>
@@ -20348,7 +20932,7 @@
         </w:tc>
         <w:tc>
           <w:tcPr>
-            <w:tcW w:type="dxa" w:w="1039"/>
+            <w:tcW w:type="dxa" w:w="1037"/>
           </w:tcPr>
           <w:p>
             <w:pPr>
@@ -20366,7 +20950,7 @@
         </w:tc>
         <w:tc>
           <w:tcPr>
-            <w:tcW w:type="dxa" w:w="6556"/>
+            <w:tcW w:type="dxa" w:w="5731"/>
           </w:tcPr>
           <w:p>
             <w:pPr>
@@ -20386,7 +20970,7 @@
       <w:tr>
         <w:tc>
           <w:tcPr>
-            <w:tcW w:type="dxa" w:w="1117"/>
+            <w:tcW w:type="dxa" w:w="1944"/>
           </w:tcPr>
           <w:p>
             <w:pPr>
@@ -20415,13 +20999,13 @@
                 <w:color w:val="1C3A36"/>
                 <w:sz w:val="14"/>
               </w:rPr>
-              <w:t>0.895</w:t>
-            </w:r>
-          </w:p>
-        </w:tc>
-        <w:tc>
-          <w:tcPr>
-            <w:tcW w:type="dxa" w:w="1039"/>
+              <w:t>0.894</w:t>
+            </w:r>
+          </w:p>
+        </w:tc>
+        <w:tc>
+          <w:tcPr>
+            <w:tcW w:type="dxa" w:w="1037"/>
           </w:tcPr>
           <w:p>
             <w:pPr>
@@ -20439,19 +21023,92 @@
         </w:tc>
         <w:tc>
           <w:tcPr>
-            <w:tcW w:type="dxa" w:w="6556"/>
-          </w:tcPr>
-          <w:p>
-            <w:pPr>
-              <w:spacing w:after="20"/>
-              <w:jc w:val="right"/>
-            </w:pPr>
-            <w:r>
-              <w:rPr>
-                <w:color w:val="1C3A36"/>
-                <w:sz w:val="14"/>
-              </w:rPr>
-              <w:t>Ordinary least squares regression of 183 weekly logarithmic returns of the company's own shares against the Tadawul All Share Index over 30 December 2022 to 14 August 2026 — the longest window available since listing, inside the two-to-five-year rule. Standard error 0.193, t-statistic 4.65, R-squared 10.7%; the regression clears the usability gate of at least 24 observations, R-squared of at least 5% and a standard error below the absolute coefficient. Americana is concurrently listed on the Abu Dhabi Securities Exchange and the Saudi Exchange, so this is the company's own share price against the index of one of its two home markets; both currencies are pegged to the US dollar. A daily history for the Abu Dhabi index could not be obtained from any machine-readable source reachable for this study, and the substitution is recorded rather than hidden. Cross-checks: the Abu Dhabi line against an equally weighted composite of eighteen covered UAE names gives 0.603, and two UAE-listed consumer peers give a median of 0.583 — both below the adopted figure, so the adopted beta is the conservative one.</w:t>
+            <w:tcW w:type="dxa" w:w="5731"/>
+          </w:tcPr>
+          <w:p>
+            <w:pPr>
+              <w:spacing w:after="20"/>
+              <w:jc w:val="right"/>
+            </w:pPr>
+            <w:r>
+              <w:rPr>
+                <w:color w:val="1C3A36"/>
+                <w:sz w:val="14"/>
+              </w:rPr>
+              <w:t>Ordinary least squares regression of 182 complete weekly logarithmic returns of the company's own shares against the Tadawul All Share Index, windows labelled 30 December 2022 to 17 July 2026 — no observation after the 7 August 2026 price anchor enters the sample, and the count is the number of Fridays on which both series have a complete week after holiday alignment. Standard error 0.193, t-statistic 4.63, R-squared 10.6%; the regression clears the usability gate of at least 24 observations, R-squared of at least 5% and a standard error below the absolute coefficient. Americana is concurrently listed on the Abu Dhabi Securities Exchange and the Saudi Exchange, so this is the company's own share price against the index of one of its two home markets; both currencies are pegged to the US dollar. A daily history for the Abu Dhabi index could not be obtained from any machine-readable source reachable for this study, and the substitution is recorded rather than hidden. Cross-checks: the Abu Dhabi line against an equally weighted composite of eighteen covered UAE names gives 0.603, and two UAE-listed consumer peers give a median of 0.583 — both below the adopted figure, so the adopted beta is the conservative one.</w:t>
+            </w:r>
+          </w:p>
+        </w:tc>
+      </w:tr>
+      <w:tr>
+        <w:tc>
+          <w:tcPr>
+            <w:tcW w:type="dxa" w:w="1944"/>
+          </w:tcPr>
+          <w:p>
+            <w:pPr>
+              <w:spacing w:after="20"/>
+            </w:pPr>
+            <w:r>
+              <w:rPr>
+                <w:color w:val="1C3A36"/>
+                <w:sz w:val="14"/>
+              </w:rPr>
+              <w:t>days to anchor</w:t>
+            </w:r>
+          </w:p>
+        </w:tc>
+        <w:tc>
+          <w:tcPr>
+            <w:tcW w:type="dxa" w:w="1368"/>
+          </w:tcPr>
+          <w:p>
+            <w:pPr>
+              <w:spacing w:after="20"/>
+              <w:jc w:val="right"/>
+            </w:pPr>
+            <w:r>
+              <w:rPr>
+                <w:color w:val="1C3A36"/>
+                <w:sz w:val="14"/>
+              </w:rPr>
+              <w:t>219</w:t>
+            </w:r>
+          </w:p>
+        </w:tc>
+        <w:tc>
+          <w:tcPr>
+            <w:tcW w:type="dxa" w:w="1037"/>
+          </w:tcPr>
+          <w:p>
+            <w:pPr>
+              <w:spacing w:after="20"/>
+              <w:jc w:val="right"/>
+            </w:pPr>
+            <w:r>
+              <w:rPr>
+                <w:color w:val="1C3A36"/>
+                <w:sz w:val="14"/>
+              </w:rPr>
+              <w:t>2026-08-07</w:t>
+            </w:r>
+          </w:p>
+        </w:tc>
+        <w:tc>
+          <w:tcPr>
+            <w:tcW w:type="dxa" w:w="5731"/>
+          </w:tcPr>
+          <w:p>
+            <w:pPr>
+              <w:spacing w:after="20"/>
+              <w:jc w:val="right"/>
+            </w:pPr>
+            <w:r>
+              <w:rPr>
+                <w:color w:val="1C3A36"/>
+                <w:sz w:val="14"/>
+              </w:rPr>
+              <w:t>Calendar days from the 31 December 2025 valuation date — the audited balance sheet the bridge deducts net debt at, and the date the year-1 discount factor runs from — to the 7 August 2026 price anchor. Every published per-share value is rolled forward across this window at the cost of equity, net of the dividend paid inside it, so the valuation and the market price are compared on the same date. The first delivery omitted this roll (the model-study convention) entirely — the largest single correction of the critique-response round, found by self-audit.</w:t>
             </w:r>
           </w:p>
         </w:tc>
@@ -20701,7 +21358,7 @@
                 <w:color w:val="1C3A36"/>
                 <w:sz w:val="14"/>
               </w:rPr>
-              <w:t>0.0466</w:t>
+              <w:t>0.0465</w:t>
             </w:r>
           </w:p>
         </w:tc>
@@ -20737,7 +21394,7 @@
                 <w:color w:val="1C3A36"/>
                 <w:sz w:val="14"/>
               </w:rPr>
-              <w:t>US 10-year Treasury constant-maturity yield, 4.66% at the close of 7 August 2026</w:t>
+              <w:t>US 10-year Treasury par yield, 4.65% at the close of 7 August 2026, read from the Treasury daily par yield curve CSV (the 4.66% previously carried was a secondary-source transcription, corrected against the primary)</w:t>
             </w:r>
           </w:p>
         </w:tc>
@@ -20774,7 +21431,7 @@
                 <w:color w:val="1C3A36"/>
                 <w:sz w:val="14"/>
               </w:rPr>
-              <w:t>0.0023</w:t>
+              <w:t>0.0022</w:t>
             </w:r>
           </w:p>
         </w:tc>
@@ -20792,7 +21449,7 @@
                 <w:color w:val="1C3A36"/>
                 <w:sz w:val="14"/>
               </w:rPr>
-              <w:t>2026-01-05</w:t>
+              <w:t>2026-07-15</w:t>
             </w:r>
           </w:p>
         </w:tc>
@@ -20810,7 +21467,7 @@
                 <w:color w:val="1C3A36"/>
                 <w:sz w:val="14"/>
               </w:rPr>
-              <w:t>Country default spreads and risk premiums, Aswath Damodaran (NYU Stern), ctryprem data file, last updated 5 January 2026, read from the original file: United States, Moody's Aa1, adjusted default spread 0.23%</w:t>
+              <w:t>Country default spreads and risk premiums, Aswath Damodaran (NYU Stern), ctrypremJuly26 data file, published 15 July 2026, read from the original file — the edition current at the anchor date, adopted in the critique-response round in place of the January 2026 vintage used at first delivery: United States, Moody's Aa1, adjusted default spread 0.22%</w:t>
             </w:r>
           </w:p>
         </w:tc>
@@ -20847,7 +21504,7 @@
                 <w:color w:val="1C3A36"/>
                 <w:sz w:val="14"/>
               </w:rPr>
-              <w:t>0.003</w:t>
+              <w:t>0.0043</w:t>
             </w:r>
           </w:p>
         </w:tc>
@@ -20865,7 +21522,7 @@
                 <w:color w:val="1C3A36"/>
                 <w:sz w:val="14"/>
               </w:rPr>
-              <w:t>2026-01-05</w:t>
+              <w:t>2026-07-15</w:t>
             </w:r>
           </w:p>
         </w:tc>
@@ -20883,7 +21540,7 @@
                 <w:color w:val="1C3A36"/>
                 <w:sz w:val="14"/>
               </w:rPr>
-              <w:t>Country default spreads and risk premiums, Aswath Damodaran (NYU Stern), ctryprem data file, last updated 5 January 2026, read from the original file: United States sovereign credit default swap spread 0.30%</w:t>
+              <w:t>Country default spreads and risk premiums, Aswath Damodaran (NYU Stern), ctrypremJuly26 data file, published 15 July 2026, read from the original file — the edition current at the anchor date, adopted in the critique-response round in place of the January 2026 vintage used at first delivery: United States sovereign credit default swap spread 0.43%</w:t>
             </w:r>
           </w:p>
         </w:tc>
@@ -20920,7 +21577,7 @@
                 <w:color w:val="1C3A36"/>
                 <w:sz w:val="14"/>
               </w:rPr>
-              <w:t>0.0055</w:t>
+              <w:t>0.0025</w:t>
             </w:r>
           </w:p>
         </w:tc>
@@ -20956,7 +21613,7 @@
                 <w:color w:val="1C3A36"/>
                 <w:sz w:val="14"/>
               </w:rPr>
-              <w:t>Abu Dhabi sovereign dual-tranche US dollar benchmark, initial price thoughts of 55 basis points over US Treasuries on the ten-year tranche, February 2026</w:t>
+              <w:t>Abu Dhabi sovereign dual-tranche US dollar benchmark, February 2026: final re-offer spread of 25 basis points over US Treasuries on the ten-year tranche (initial price thoughts were +55; the final pricing is the market evidence)</w:t>
             </w:r>
           </w:p>
         </w:tc>
@@ -21029,7 +21686,7 @@
                 <w:color w:val="1C3A36"/>
                 <w:sz w:val="14"/>
               </w:rPr>
-              <w:t>Country default spreads and risk premiums, Aswath Damodaran (NYU Stern), ctryprem data file, last updated 5 January 2026, read from the original file: United Arab Emirates, Moody's Aa2, adjusted default spread 0.42%</w:t>
+              <w:t>Country default spreads and risk premiums, Aswath Damodaran (NYU Stern), ctrypremJuly26 data file, published 15 July 2026, read from the original file — the edition current at the anchor date, adopted in the critique-response round in place of the January 2026 vintage used at first delivery: United Arab Emirates, Moody's Aa2, adjusted default spread 0.42%</w:t>
             </w:r>
           </w:p>
         </w:tc>
@@ -21066,7 +21723,7 @@
                 <w:color w:val="1C3A36"/>
                 <w:sz w:val="14"/>
               </w:rPr>
-              <w:t>0.0487</w:t>
+              <w:t>0.0481</w:t>
             </w:r>
           </w:p>
         </w:tc>
@@ -21102,7 +21759,7 @@
                 <w:color w:val="1C3A36"/>
                 <w:sz w:val="14"/>
               </w:rPr>
-              <w:t>Country default spreads and risk premiums, Aswath Damodaran (NYU Stern), ctryprem data file, last updated 5 January 2026, read from the original file: UAE, total equity risk premium on the ratings basis</w:t>
+              <w:t>Country default spreads and risk premiums, Aswath Damodaran (NYU Stern), ctrypremJuly26 data file, published 15 July 2026, read from the original file — the edition current at the anchor date, adopted in the critique-response round in place of the January 2026 vintage used at first delivery: UAE, total equity risk premium on the ratings basis</w:t>
             </w:r>
           </w:p>
         </w:tc>
@@ -21139,7 +21796,7 @@
                 <w:color w:val="1C3A36"/>
                 <w:sz w:val="14"/>
               </w:rPr>
-              <w:t>0.0487</w:t>
+              <w:t>0.0481</w:t>
             </w:r>
           </w:p>
         </w:tc>
@@ -21175,7 +21832,7 @@
                 <w:color w:val="1C3A36"/>
                 <w:sz w:val="14"/>
               </w:rPr>
-              <w:t>Country default spreads and risk premiums, Aswath Damodaran (NYU Stern), ctryprem data file, last updated 5 January 2026, read from the original file: UAE, equity risk premium on the sovereign credit-default-swap basis — no CDS is published for this sovereign, so the ratings-basis premium is carried here and the substitution is flagged</w:t>
+              <w:t>Country default spreads and risk premiums, Aswath Damodaran (NYU Stern), ctrypremJuly26 data file, published 15 July 2026, read from the original file — the edition current at the anchor date, adopted in the critique-response round in place of the January 2026 vintage used at first delivery: UAE, equity risk premium on the sovereign credit-default-swap basis — no CDS is published for this sovereign, so the ratings-basis premium is carried here and the substitution is flagged</w:t>
             </w:r>
           </w:p>
         </w:tc>
@@ -21212,7 +21869,7 @@
                 <w:color w:val="1C3A36"/>
                 <w:sz w:val="14"/>
               </w:rPr>
-              <w:t>0.0501</w:t>
+              <w:t>0.0494</w:t>
             </w:r>
           </w:p>
         </w:tc>
@@ -21248,7 +21905,7 @@
                 <w:color w:val="1C3A36"/>
                 <w:sz w:val="14"/>
               </w:rPr>
-              <w:t>Country default spreads and risk premiums, Aswath Damodaran (NYU Stern), ctryprem data file, last updated 5 January 2026, read from the original file: Saudi Arabia, total equity risk premium on the ratings basis</w:t>
+              <w:t>Country default spreads and risk premiums, Aswath Damodaran (NYU Stern), ctrypremJuly26 data file, published 15 July 2026, read from the original file — the edition current at the anchor date, adopted in the critique-response round in place of the January 2026 vintage used at first delivery: Saudi Arabia, total equity risk premium on the ratings basis</w:t>
             </w:r>
           </w:p>
         </w:tc>
@@ -21285,7 +21942,7 @@
                 <w:color w:val="1C3A36"/>
                 <w:sz w:val="14"/>
               </w:rPr>
-              <w:t>0.0572</w:t>
+              <w:t>0.0551</w:t>
             </w:r>
           </w:p>
         </w:tc>
@@ -21321,7 +21978,7 @@
                 <w:color w:val="1C3A36"/>
                 <w:sz w:val="14"/>
               </w:rPr>
-              <w:t>Country default spreads and risk premiums, Aswath Damodaran (NYU Stern), ctryprem data file, last updated 5 January 2026, read from the original file: Saudi Arabia, equity risk premium on the sovereign credit-default-swap basis</w:t>
+              <w:t>Country default spreads and risk premiums, Aswath Damodaran (NYU Stern), ctrypremJuly26 data file, published 15 July 2026, read from the original file — the edition current at the anchor date, adopted in the critique-response round in place of the January 2026 vintage used at first delivery: Saudi Arabia, equity risk premium on the sovereign credit-default-swap basis</w:t>
             </w:r>
           </w:p>
         </w:tc>
@@ -21358,7 +22015,7 @@
                 <w:color w:val="1C3A36"/>
                 <w:sz w:val="14"/>
               </w:rPr>
-              <w:t>0.0514</w:t>
+              <w:t>0.0507</w:t>
             </w:r>
           </w:p>
         </w:tc>
@@ -21394,7 +22051,7 @@
                 <w:color w:val="1C3A36"/>
                 <w:sz w:val="14"/>
               </w:rPr>
-              <w:t>Country default spreads and risk premiums, Aswath Damodaran (NYU Stern), ctryprem data file, last updated 5 January 2026, read from the original file: Kuwait, total equity risk premium on the ratings basis</w:t>
+              <w:t>Country default spreads and risk premiums, Aswath Damodaran (NYU Stern), ctrypremJuly26 data file, published 15 July 2026, read from the original file — the edition current at the anchor date, adopted in the critique-response round in place of the January 2026 vintage used at first delivery: Kuwait, total equity risk premium on the ratings basis</w:t>
             </w:r>
           </w:p>
         </w:tc>
@@ -21431,7 +22088,7 @@
                 <w:color w:val="1C3A36"/>
                 <w:sz w:val="14"/>
               </w:rPr>
-              <w:t>0.0534</w:t>
+              <w:t>0.054</w:t>
             </w:r>
           </w:p>
         </w:tc>
@@ -21467,7 +22124,7 @@
                 <w:color w:val="1C3A36"/>
                 <w:sz w:val="14"/>
               </w:rPr>
-              <w:t>Country default spreads and risk premiums, Aswath Damodaran (NYU Stern), ctryprem data file, last updated 5 January 2026, read from the original file: Kuwait, equity risk premium on the sovereign credit-default-swap basis</w:t>
+              <w:t>Country default spreads and risk premiums, Aswath Damodaran (NYU Stern), ctrypremJuly26 data file, published 15 July 2026, read from the original file — the edition current at the anchor date, adopted in the critique-response round in place of the January 2026 vintage used at first delivery: Kuwait, equity risk premium on the sovereign credit-default-swap basis</w:t>
             </w:r>
           </w:p>
         </w:tc>
@@ -21504,7 +22161,7 @@
                 <w:color w:val="1C3A36"/>
                 <w:sz w:val="14"/>
               </w:rPr>
-              <w:t>0.1394</w:t>
+              <w:t>0.1348</w:t>
             </w:r>
           </w:p>
         </w:tc>
@@ -21540,7 +22197,7 @@
                 <w:color w:val="1C3A36"/>
                 <w:sz w:val="14"/>
               </w:rPr>
-              <w:t>Country default spreads and risk premiums, Aswath Damodaran (NYU Stern), ctryprem data file, last updated 5 January 2026, read from the original file: Egypt, total equity risk premium on the ratings basis</w:t>
+              <w:t>Country default spreads and risk premiums, Aswath Damodaran (NYU Stern), ctrypremJuly26 data file, published 15 July 2026, read from the original file — the edition current at the anchor date, adopted in the critique-response round in place of the January 2026 vintage used at first delivery: Egypt, total equity risk premium on the ratings basis</w:t>
             </w:r>
           </w:p>
         </w:tc>
@@ -21577,7 +22234,7 @@
                 <w:color w:val="1C3A36"/>
                 <w:sz w:val="14"/>
               </w:rPr>
-              <w:t>0.0941</w:t>
+              <w:t>0.0952</w:t>
             </w:r>
           </w:p>
         </w:tc>
@@ -21613,7 +22270,7 @@
                 <w:color w:val="1C3A36"/>
                 <w:sz w:val="14"/>
               </w:rPr>
-              <w:t>Country default spreads and risk premiums, Aswath Damodaran (NYU Stern), ctryprem data file, last updated 5 January 2026, read from the original file: Egypt, equity risk premium on the sovereign credit-default-swap basis</w:t>
+              <w:t>Country default spreads and risk premiums, Aswath Damodaran (NYU Stern), ctrypremJuly26 data file, published 15 July 2026, read from the original file — the edition current at the anchor date, adopted in the critique-response round in place of the January 2026 vintage used at first delivery: Egypt, equity risk premium on the sovereign credit-default-swap basis</w:t>
             </w:r>
           </w:p>
         </w:tc>
@@ -21650,7 +22307,7 @@
                 <w:color w:val="1C3A36"/>
                 <w:sz w:val="14"/>
               </w:rPr>
-              <w:t>0.0747</w:t>
+              <w:t>0.073</w:t>
             </w:r>
           </w:p>
         </w:tc>
@@ -21686,7 +22343,7 @@
                 <w:color w:val="1C3A36"/>
                 <w:sz w:val="14"/>
               </w:rPr>
-              <w:t>Country default spreads and risk premiums, Aswath Damodaran (NYU Stern), ctryprem data file, last updated 5 January 2026, read from the original file: Morocco, total equity risk premium on the ratings basis</w:t>
+              <w:t>Country default spreads and risk premiums, Aswath Damodaran (NYU Stern), ctrypremJuly26 data file, published 15 July 2026, read from the original file — the edition current at the anchor date, adopted in the critique-response round in place of the January 2026 vintage used at first delivery: Morocco, total equity risk premium on the ratings basis</w:t>
             </w:r>
           </w:p>
         </w:tc>
@@ -21723,7 +22380,7 @@
                 <w:color w:val="1C3A36"/>
                 <w:sz w:val="14"/>
               </w:rPr>
-              <w:t>0.0599</w:t>
+              <w:t>0.06</w:t>
             </w:r>
           </w:p>
         </w:tc>
@@ -21759,7 +22416,7 @@
                 <w:color w:val="1C3A36"/>
                 <w:sz w:val="14"/>
               </w:rPr>
-              <w:t>Country default spreads and risk premiums, Aswath Damodaran (NYU Stern), ctryprem data file, last updated 5 January 2026, read from the original file: Morocco, equity risk premium on the sovereign credit-default-swap basis</w:t>
+              <w:t>Country default spreads and risk premiums, Aswath Damodaran (NYU Stern), ctrypremJuly26 data file, published 15 July 2026, read from the original file — the edition current at the anchor date, adopted in the critique-response round in place of the January 2026 vintage used at first delivery: Morocco, equity risk premium on the sovereign credit-default-swap basis</w:t>
             </w:r>
           </w:p>
         </w:tc>
@@ -21796,7 +22453,7 @@
                 <w:color w:val="1C3A36"/>
                 <w:sz w:val="14"/>
               </w:rPr>
-              <w:t>0.0487</w:t>
+              <w:t>0.0481</w:t>
             </w:r>
           </w:p>
         </w:tc>
@@ -21832,7 +22489,7 @@
                 <w:color w:val="1C3A36"/>
                 <w:sz w:val="14"/>
               </w:rPr>
-              <w:t>Country default spreads and risk premiums, Aswath Damodaran (NYU Stern), ctryprem data file, last updated 5 January 2026, read from the original file: Qatar, total equity risk premium on the ratings basis</w:t>
+              <w:t>Country default spreads and risk premiums, Aswath Damodaran (NYU Stern), ctrypremJuly26 data file, published 15 July 2026, read from the original file — the edition current at the anchor date, adopted in the critique-response round in place of the January 2026 vintage used at first delivery: Qatar, total equity risk premium on the ratings basis</w:t>
             </w:r>
           </w:p>
         </w:tc>
@@ -21869,7 +22526,7 @@
                 <w:color w:val="1C3A36"/>
                 <w:sz w:val="14"/>
               </w:rPr>
-              <w:t>0.0494</w:t>
+              <w:t>0.049</w:t>
             </w:r>
           </w:p>
         </w:tc>
@@ -21905,7 +22562,7 @@
                 <w:color w:val="1C3A36"/>
                 <w:sz w:val="14"/>
               </w:rPr>
-              <w:t>Country default spreads and risk premiums, Aswath Damodaran (NYU Stern), ctryprem data file, last updated 5 January 2026, read from the original file: Qatar, equity risk premium on the sovereign credit-default-swap basis</w:t>
+              <w:t>Country default spreads and risk premiums, Aswath Damodaran (NYU Stern), ctrypremJuly26 data file, published 15 July 2026, read from the original file — the edition current at the anchor date, adopted in the critique-response round in place of the January 2026 vintage used at first delivery: Qatar, equity risk premium on the sovereign credit-default-swap basis</w:t>
             </w:r>
           </w:p>
         </w:tc>
@@ -21942,7 +22599,7 @@
                 <w:color w:val="1C3A36"/>
                 <w:sz w:val="14"/>
               </w:rPr>
-              <w:t>0.0708</w:t>
+              <w:t>0.0692</w:t>
             </w:r>
           </w:p>
         </w:tc>
@@ -21978,7 +22635,7 @@
                 <w:color w:val="1C3A36"/>
                 <w:sz w:val="14"/>
               </w:rPr>
-              <w:t>Country default spreads and risk premiums, Aswath Damodaran (NYU Stern), ctryprem data file, last updated 5 January 2026, read from the original file: Oman, total equity risk premium on the ratings basis</w:t>
+              <w:t>Country default spreads and risk premiums, Aswath Damodaran (NYU Stern), ctrypremJuly26 data file, published 15 July 2026, read from the original file — the edition current at the anchor date, adopted in the critique-response round in place of the January 2026 vintage used at first delivery: Oman, total equity risk premium on the ratings basis</w:t>
             </w:r>
           </w:p>
         </w:tc>
@@ -22015,7 +22672,7 @@
                 <w:color w:val="1C3A36"/>
                 <w:sz w:val="14"/>
               </w:rPr>
-              <w:t>0.0599</w:t>
+              <w:t>0.0589</w:t>
             </w:r>
           </w:p>
         </w:tc>
@@ -22051,7 +22708,7 @@
                 <w:color w:val="1C3A36"/>
                 <w:sz w:val="14"/>
               </w:rPr>
-              <w:t>Country default spreads and risk premiums, Aswath Damodaran (NYU Stern), ctryprem data file, last updated 5 January 2026, read from the original file: Oman, equity risk premium on the sovereign credit-default-swap basis</w:t>
+              <w:t>Country default spreads and risk premiums, Aswath Damodaran (NYU Stern), ctrypremJuly26 data file, published 15 July 2026, read from the original file — the edition current at the anchor date, adopted in the critique-response round in place of the January 2026 vintage used at first delivery: Oman, equity risk premium on the sovereign credit-default-swap basis</w:t>
             </w:r>
           </w:p>
         </w:tc>
@@ -22088,7 +22745,7 @@
                 <w:color w:val="1C3A36"/>
                 <w:sz w:val="14"/>
               </w:rPr>
-              <w:t>0.1135</w:t>
+              <w:t>0.1101</w:t>
             </w:r>
           </w:p>
         </w:tc>
@@ -22124,7 +22781,7 @@
                 <w:color w:val="1C3A36"/>
                 <w:sz w:val="14"/>
               </w:rPr>
-              <w:t>Country default spreads and risk premiums, Aswath Damodaran (NYU Stern), ctryprem data file, last updated 5 January 2026, read from the original file: Bahrain, total equity risk premium on the ratings basis</w:t>
+              <w:t>Country default spreads and risk premiums, Aswath Damodaran (NYU Stern), ctrypremJuly26 data file, published 15 July 2026, read from the original file — the edition current at the anchor date, adopted in the critique-response round in place of the January 2026 vintage used at first delivery: Bahrain, total equity risk premium on the ratings basis</w:t>
             </w:r>
           </w:p>
         </w:tc>
@@ -22161,7 +22818,7 @@
                 <w:color w:val="1C3A36"/>
                 <w:sz w:val="14"/>
               </w:rPr>
-              <w:t>0.0777</w:t>
+              <w:t>0.0865</w:t>
             </w:r>
           </w:p>
         </w:tc>
@@ -22197,7 +22854,7 @@
                 <w:color w:val="1C3A36"/>
                 <w:sz w:val="14"/>
               </w:rPr>
-              <w:t>Country default spreads and risk premiums, Aswath Damodaran (NYU Stern), ctryprem data file, last updated 5 January 2026, read from the original file: Bahrain, equity risk premium on the sovereign credit-default-swap basis</w:t>
+              <w:t>Country default spreads and risk premiums, Aswath Damodaran (NYU Stern), ctrypremJuly26 data file, published 15 July 2026, read from the original file — the edition current at the anchor date, adopted in the critique-response round in place of the January 2026 vintage used at first delivery: Bahrain, equity risk premium on the sovereign credit-default-swap basis</w:t>
             </w:r>
           </w:p>
         </w:tc>
@@ -22234,7 +22891,7 @@
                 <w:color w:val="1C3A36"/>
                 <w:sz w:val="14"/>
               </w:rPr>
-              <w:t>0.063</w:t>
+              <w:t>0.0618</w:t>
             </w:r>
           </w:p>
         </w:tc>
@@ -22270,7 +22927,7 @@
                 <w:color w:val="1C3A36"/>
                 <w:sz w:val="14"/>
               </w:rPr>
-              <w:t>Country default spreads and risk premiums, Aswath Damodaran (NYU Stern), ctryprem data file, last updated 5 January 2026, read from the original file: Kazakhstan, total equity risk premium on the ratings basis</w:t>
+              <w:t>Country default spreads and risk premiums, Aswath Damodaran (NYU Stern), ctrypremJuly26 data file, published 15 July 2026, read from the original file — the edition current at the anchor date, adopted in the critique-response round in place of the January 2026 vintage used at first delivery: Kazakhstan, total equity risk premium on the ratings basis</w:t>
             </w:r>
           </w:p>
         </w:tc>
@@ -22307,7 +22964,7 @@
                 <w:color w:val="1C3A36"/>
                 <w:sz w:val="14"/>
               </w:rPr>
-              <w:t>0.0601</w:t>
+              <w:t>0.0589</w:t>
             </w:r>
           </w:p>
         </w:tc>
@@ -22343,7 +23000,7 @@
                 <w:color w:val="1C3A36"/>
                 <w:sz w:val="14"/>
               </w:rPr>
-              <w:t>Country default spreads and risk premiums, Aswath Damodaran (NYU Stern), ctryprem data file, last updated 5 January 2026, read from the original file: Kazakhstan, equity risk premium on the sovereign credit-default-swap basis</w:t>
+              <w:t>Country default spreads and risk premiums, Aswath Damodaran (NYU Stern), ctrypremJuly26 data file, published 15 July 2026, read from the original file — the edition current at the anchor date, adopted in the critique-response round in place of the January 2026 vintage used at first delivery: Kazakhstan, equity risk premium on the sovereign credit-default-swap basis</w:t>
             </w:r>
           </w:p>
         </w:tc>
@@ -22380,7 +23037,7 @@
                 <w:color w:val="1C3A36"/>
                 <w:sz w:val="14"/>
               </w:rPr>
-              <w:t>0.1394</w:t>
+              <w:t>0.1348</w:t>
             </w:r>
           </w:p>
         </w:tc>
@@ -22416,7 +23073,7 @@
                 <w:color w:val="1C3A36"/>
                 <w:sz w:val="14"/>
               </w:rPr>
-              <w:t>Country default spreads and risk premiums, Aswath Damodaran (NYU Stern), ctryprem data file, last updated 5 January 2026, read from the original file: Iraq, total equity risk premium on the ratings basis</w:t>
+              <w:t>Country default spreads and risk premiums, Aswath Damodaran (NYU Stern), ctrypremJuly26 data file, published 15 July 2026, read from the original file — the edition current at the anchor date, adopted in the critique-response round in place of the January 2026 vintage used at first delivery: Iraq, total equity risk premium on the ratings basis</w:t>
             </w:r>
           </w:p>
         </w:tc>
@@ -22453,7 +23110,7 @@
                 <w:color w:val="1C3A36"/>
                 <w:sz w:val="14"/>
               </w:rPr>
-              <w:t>0.0841</w:t>
+              <w:t>0.1</w:t>
             </w:r>
           </w:p>
         </w:tc>
@@ -22489,7 +23146,7 @@
                 <w:color w:val="1C3A36"/>
                 <w:sz w:val="14"/>
               </w:rPr>
-              <w:t>Country default spreads and risk premiums, Aswath Damodaran (NYU Stern), ctryprem data file, last updated 5 January 2026, read from the original file: Iraq, equity risk premium on the sovereign credit-default-swap basis</w:t>
+              <w:t>Country default spreads and risk premiums, Aswath Damodaran (NYU Stern), ctrypremJuly26 data file, published 15 July 2026, read from the original file — the edition current at the anchor date, adopted in the critique-response round in place of the January 2026 vintage used at first delivery: Iraq, equity risk premium on the sovereign credit-default-swap basis</w:t>
             </w:r>
           </w:p>
         </w:tc>
@@ -22526,7 +23183,7 @@
                 <w:color w:val="1C3A36"/>
                 <w:sz w:val="14"/>
               </w:rPr>
-              <w:t>0.3089</w:t>
+              <w:t>0.314</w:t>
             </w:r>
           </w:p>
         </w:tc>
@@ -22562,7 +23219,7 @@
                 <w:color w:val="1C3A36"/>
                 <w:sz w:val="14"/>
               </w:rPr>
-              <w:t>Country default spreads and risk premiums, Aswath Damodaran (NYU Stern), ctryprem data file, last updated 5 January 2026, read from the original file: Lebanon, total equity risk premium on the ratings basis</w:t>
+              <w:t>Country default spreads and risk premiums, Aswath Damodaran (NYU Stern), ctrypremJuly26 data file, published 15 July 2026, read from the original file — the edition current at the anchor date, adopted in the critique-response round in place of the January 2026 vintage used at first delivery: Lebanon, total equity risk premium on the ratings basis</w:t>
             </w:r>
           </w:p>
         </w:tc>
@@ -22599,7 +23256,7 @@
                 <w:color w:val="1C3A36"/>
                 <w:sz w:val="14"/>
               </w:rPr>
-              <w:t>0.3089</w:t>
+              <w:t>0.314</w:t>
             </w:r>
           </w:p>
         </w:tc>
@@ -22635,7 +23292,7 @@
                 <w:color w:val="1C3A36"/>
                 <w:sz w:val="14"/>
               </w:rPr>
-              <w:t>Country default spreads and risk premiums, Aswath Damodaran (NYU Stern), ctryprem data file, last updated 5 January 2026, read from the original file: Lebanon, equity risk premium on the sovereign credit-default-swap basis — no CDS is published for this sovereign, so the ratings-basis premium is carried here and the substitution is flagged</w:t>
+              <w:t>Country default spreads and risk premiums, Aswath Damodaran (NYU Stern), ctrypremJuly26 data file, published 15 July 2026, read from the original file — the edition current at the anchor date, adopted in the critique-response round in place of the January 2026 vintage used at first delivery: Lebanon, equity risk premium on the sovereign credit-default-swap basis — no CDS is published for this sovereign, so the ratings-basis premium is carried here and the substitution is flagged</w:t>
             </w:r>
           </w:p>
         </w:tc>
@@ -22672,7 +23329,7 @@
                 <w:color w:val="1C3A36"/>
                 <w:sz w:val="14"/>
               </w:rPr>
-              <w:t>0.0889</w:t>
+              <w:t>0.0865</w:t>
             </w:r>
           </w:p>
         </w:tc>
@@ -22708,7 +23365,7 @@
                 <w:color w:val="1C3A36"/>
                 <w:sz w:val="14"/>
               </w:rPr>
-              <w:t>Country default spreads and risk premiums, Aswath Damodaran (NYU Stern), ctryprem data file, last updated 5 January 2026, read from the original file: Jordan, total equity risk premium on the ratings basis</w:t>
+              <w:t>Country default spreads and risk premiums, Aswath Damodaran (NYU Stern), ctrypremJuly26 data file, published 15 July 2026, read from the original file — the edition current at the anchor date, adopted in the critique-response round in place of the January 2026 vintage used at first delivery: Jordan, total equity risk premium on the ratings basis</w:t>
             </w:r>
           </w:p>
         </w:tc>
@@ -22745,7 +23402,7 @@
                 <w:color w:val="1C3A36"/>
                 <w:sz w:val="14"/>
               </w:rPr>
-              <w:t>0.0889</w:t>
+              <w:t>0.0865</w:t>
             </w:r>
           </w:p>
         </w:tc>
@@ -22781,7 +23438,7 @@
                 <w:color w:val="1C3A36"/>
                 <w:sz w:val="14"/>
               </w:rPr>
-              <w:t>Country default spreads and risk premiums, Aswath Damodaran (NYU Stern), ctryprem data file, last updated 5 January 2026, read from the original file: Jordan, equity risk premium on the sovereign credit-default-swap basis — no CDS is published for this sovereign, so the ratings-basis premium is carried here and the substitution is flagged</w:t>
+              <w:t>Country default spreads and risk premiums, Aswath Damodaran (NYU Stern), ctrypremJuly26 data file, published 15 July 2026, read from the original file — the edition current at the anchor date, adopted in the critique-response round in place of the January 2026 vintage used at first delivery: Jordan, equity risk premium on the sovereign credit-default-swap basis — no CDS is published for this sovereign, so the ratings-basis premium is carried here and the substitution is flagged</w:t>
             </w:r>
           </w:p>
         </w:tc>
@@ -22891,7 +23548,7 @@
                 <w:color w:val="1C3A36"/>
                 <w:sz w:val="14"/>
               </w:rPr>
-              <w:t>0.043</w:t>
+              <w:t>0.0445</w:t>
             </w:r>
           </w:p>
         </w:tc>
@@ -22927,7 +23584,7 @@
                 <w:color w:val="1C3A36"/>
                 <w:sz w:val="14"/>
               </w:rPr>
-              <w:t>Terminal US dollar risk-free rate. The ten-year Treasury yield less the US sovereign default spread, rounded to the nearest five basis points and held flat, since no forward path is being forecast.</w:t>
+              <w:t>Terminal US dollar risk-free rate: the ten-year Treasury par yield of 4.65% less the US sovereign default spread of 0.22%, rounded to the nearest five basis points (4.43% -&gt; 4.45%) and held flat. The first delivery carried 4.30%, which did not follow this stated construction; corrected in the critique-response round.</w:t>
             </w:r>
           </w:p>
         </w:tc>
@@ -23308,7 +23965,7 @@
           <w:color w:val="1C3A36"/>
           <w:sz w:val="24"/>
         </w:rPr>
-        <w:t>3.6  House estimate  (20 inputs)</w:t>
+        <w:t>3.6  House estimate  (21 inputs)</w:t>
       </w:r>
     </w:p>
     <w:p>
@@ -23463,7 +24120,7 @@
                 <w:color w:val="1C3A36"/>
                 <w:sz w:val="14"/>
               </w:rPr>
-              <w:t>UAE 0.26; Saudi Arabia 0.3; Kuwait 0.06; Egypt 0.12; Morocco 0.04; Lower Gulf 0.1; Other markets 0.12</w:t>
+              <w:t>UAE 0.26; Saudi Arabia 0.3; Kuwait 0.06; Egypt 0.12</w:t>
             </w:r>
           </w:p>
         </w:tc>
@@ -23609,7 +24266,7 @@
                 <w:color w:val="1C3A36"/>
                 <w:sz w:val="14"/>
               </w:rPr>
-              <w:t>UAE 0; Saudi Arabia 0; Kuwait 0; Egypt 0.025; Morocco 0.005; Lower Gulf 0; Other markets 0.015</w:t>
+              <w:t>UAE 0; Saudi Arabia 0; Kuwait 0; Egypt 0.025</w:t>
             </w:r>
           </w:p>
         </w:tc>
@@ -23810,7 +24467,7 @@
                 <w:color w:val="1C3A36"/>
                 <w:sz w:val="14"/>
               </w:rPr>
-              <w:t>cost path staff</w:t>
+              <w:t>cost path advertising</w:t>
             </w:r>
           </w:p>
         </w:tc>
@@ -23828,7 +24485,7 @@
                 <w:color w:val="1C3A36"/>
                 <w:sz w:val="14"/>
               </w:rPr>
-              <w:t>0.181, 0.1805, 0.18, 0.1798, 0.1795</w:t>
+              <w:t>0.0425, 0.0425, 0.0425, 0.0425, 0.0425</w:t>
             </w:r>
           </w:p>
         </w:tc>
@@ -23864,7 +24521,7 @@
                 <w:color w:val="1C3A36"/>
                 <w:sz w:val="14"/>
               </w:rPr>
-              <w:t>Total staff cost. Driven by wages in the operating countries against sales per restaurant: the headcount per restaurant has been falling (37,207 full-time equivalents across 2,749 restaurants in FY2025 against 41,575 across 2,435 in FY2023), so wage inflation is partly absorbed by productivity. 18.4% of revenue in FY2025. Base year from Audited consolidated financial statements for the year ended 31 December 2025, Americana Restaurants International PLC, audited by Deloitte &amp; Touche (M.E.) LLP, signed 6 February 2026, published on the company investor-relations site, notes 21, 22 and 23.</w:t>
+              <w:t>Advertisement and business development. A managed percentage of sales set with the franchisors. 4.35% of revenue in FY2025. Base year from Audited consolidated financial statements for the year ended 31 December 2025, Americana Restaurants International PLC, audited by Deloitte &amp; Touche (M.E.) LLP, signed 6 February 2026, published on the company investor-relations site, notes 21, 22 and 23.</w:t>
             </w:r>
           </w:p>
         </w:tc>
@@ -23883,7 +24540,7 @@
                 <w:color w:val="1C3A36"/>
                 <w:sz w:val="14"/>
               </w:rPr>
-              <w:t>cost path delivery</w:t>
+              <w:t>cost path utilities</w:t>
             </w:r>
           </w:p>
         </w:tc>
@@ -23901,7 +24558,7 @@
                 <w:color w:val="1C3A36"/>
                 <w:sz w:val="14"/>
               </w:rPr>
-              <w:t>0.072, 0.0715, 0.071, 0.0705, 0.07</w:t>
+              <w:t>0.0283, 0.0282, 0.0281, 0.028, 0.0279</w:t>
             </w:r>
           </w:p>
         </w:tc>
@@ -23937,7 +24594,7 @@
                 <w:color w:val="1C3A36"/>
                 <w:sz w:val="14"/>
               </w:rPr>
-              <w:t>Home delivery and transportation. Driven by delivery-channel volume and fuel, not by wages: the channel is 52% of revenue and the company reports improving unit economics in it. 7.20% of revenue in FY2025. Base year from Audited consolidated financial statements for the year ended 31 December 2025, Americana Restaurants International PLC, audited by Deloitte &amp; Touche (M.E.) LLP, signed 6 February 2026, published on the company investor-relations site, notes 21, 22 and 23.</w:t>
+              <w:t>Utilities and communication. Driven by energy tariffs in the operating countries. 2.86% of revenue in FY2025. Base year from Audited consolidated financial statements for the year ended 31 December 2025, Americana Restaurants International PLC, audited by Deloitte &amp; Touche (M.E.) LLP, signed 6 February 2026, published on the company investor-relations site, notes 21, 22 and 23.</w:t>
             </w:r>
           </w:p>
         </w:tc>
@@ -23956,7 +24613,7 @@
                 <w:color w:val="1C3A36"/>
                 <w:sz w:val="14"/>
               </w:rPr>
-              <w:t>cost path advertising</w:t>
+              <w:t>cost path rent other</w:t>
             </w:r>
           </w:p>
         </w:tc>
@@ -23974,7 +24631,7 @@
                 <w:color w:val="1C3A36"/>
                 <w:sz w:val="14"/>
               </w:rPr>
-              <w:t>0.0425, 0.0425, 0.0425, 0.0425, 0.0425</w:t>
+              <w:t>0.017, 0.0169, 0.0168, 0.0167, 0.0166</w:t>
             </w:r>
           </w:p>
         </w:tc>
@@ -24010,7 +24667,7 @@
                 <w:color w:val="1C3A36"/>
                 <w:sz w:val="14"/>
               </w:rPr>
-              <w:t>Advertisement and business development. A managed percentage of sales set with the franchisors. 4.35% of revenue in FY2025. Base year from Audited consolidated financial statements for the year ended 31 December 2025, Americana Restaurants International PLC, audited by Deloitte &amp; Touche (M.E.) LLP, signed 6 February 2026, published on the company investor-relations site, notes 21, 22 and 23.</w:t>
+              <w:t>Short-term, low-value and variable lease payments that sit outside the capitalised lease liability. Driven by property rents. 1.74% of revenue in FY2025. Base year from Audited consolidated financial statements for the year ended 31 December 2025, Americana Restaurants International PLC, audited by Deloitte &amp; Touche (M.E.) LLP, signed 6 February 2026, published on the company investor-relations site, notes 21, 22 and 23.</w:t>
             </w:r>
           </w:p>
         </w:tc>
@@ -24029,7 +24686,7 @@
                 <w:color w:val="1C3A36"/>
                 <w:sz w:val="14"/>
               </w:rPr>
-              <w:t>cost path utilities</w:t>
+              <w:t>cost path maintenance</w:t>
             </w:r>
           </w:p>
         </w:tc>
@@ -24047,7 +24704,7 @@
                 <w:color w:val="1C3A36"/>
                 <w:sz w:val="14"/>
               </w:rPr>
-              <w:t>0.0283, 0.0282, 0.0281, 0.028, 0.0279</w:t>
+              <w:t>0.0288, 0.0287, 0.0286, 0.0285, 0.0284</w:t>
             </w:r>
           </w:p>
         </w:tc>
@@ -24083,7 +24740,7 @@
                 <w:color w:val="1C3A36"/>
                 <w:sz w:val="14"/>
               </w:rPr>
-              <w:t>Utilities and communication. Driven by energy tariffs in the operating countries. 2.86% of revenue in FY2025. Base year from Audited consolidated financial statements for the year ended 31 December 2025, Americana Restaurants International PLC, audited by Deloitte &amp; Touche (M.E.) LLP, signed 6 February 2026, published on the company investor-relations site, notes 21, 22 and 23.</w:t>
+              <w:t>Maintenance, repairs and other restaurant operating costs. Driven by domestic services. 2.89% of revenue in FY2025. Base year from Audited consolidated financial statements for the year ended 31 December 2025, Americana Restaurants International PLC, audited by Deloitte &amp; Touche (M.E.) LLP, signed 6 February 2026, published on the company investor-relations site, notes 21, 22 and 23.</w:t>
             </w:r>
           </w:p>
         </w:tc>
@@ -24102,7 +24759,7 @@
                 <w:color w:val="1C3A36"/>
                 <w:sz w:val="14"/>
               </w:rPr>
-              <w:t>cost path rent other</w:t>
+              <w:t>fte per store path</w:t>
             </w:r>
           </w:p>
         </w:tc>
@@ -24120,7 +24777,7 @@
                 <w:color w:val="1C3A36"/>
                 <w:sz w:val="14"/>
               </w:rPr>
-              <w:t>0.017, 0.0169, 0.0168, 0.0167, 0.0166</w:t>
+              <w:t>12.05, 11.85, 11.65, 11.45, 11.25</w:t>
             </w:r>
           </w:p>
         </w:tc>
@@ -24156,7 +24813,7 @@
                 <w:color w:val="1C3A36"/>
                 <w:sz w:val="14"/>
               </w:rPr>
-              <w:t>Short-term, low-value and variable lease payments that sit outside the capitalised lease liability. Driven by property rents. 1.74% of revenue in FY2025. Base year from Audited consolidated financial statements for the year ended 31 December 2025, Americana Restaurants International PLC, audited by Deloitte &amp; Touche (M.E.) LLP, signed 6 February 2026, published on the company investor-relations site, notes 21, 22 and 23.</w:t>
+              <w:t>Restaurant-level full-time equivalents per restaurant. Disclosed trend: 15.4 in FY2023, 13.3 in FY2024, 12.12 in FY2025 (note 26 of each filing over the year-end estate) — kiosks, the ordering application and delivery mix keep pulling it down; the path slows the decline to about 1.7% a year.</w:t>
             </w:r>
           </w:p>
         </w:tc>
@@ -24175,7 +24832,7 @@
                 <w:color w:val="1C3A36"/>
                 <w:sz w:val="14"/>
               </w:rPr>
-              <w:t>cost path maintenance</w:t>
+              <w:t>wage growth</w:t>
             </w:r>
           </w:p>
         </w:tc>
@@ -24193,7 +24850,7 @@
                 <w:color w:val="1C3A36"/>
                 <w:sz w:val="14"/>
               </w:rPr>
-              <w:t>0.0288, 0.0287, 0.0286, 0.0285, 0.0284</w:t>
+              <w:t>0.06</w:t>
             </w:r>
           </w:p>
         </w:tc>
@@ -24229,7 +24886,7 @@
                 <w:color w:val="1C3A36"/>
                 <w:sz w:val="14"/>
               </w:rPr>
-              <w:t>Maintenance, repairs and other restaurant operating costs. Driven by domestic services. 2.89% of revenue in FY2025. Base year from Audited consolidated financial statements for the year ended 31 December 2025, Americana Restaurants International PLC, audited by Deloitte &amp; Touche (M.E.) LLP, signed 6 February 2026, published on the company investor-relations site, notes 21, 22 and 23.</w:t>
+              <w:t>Wage cost per full-time equivalent grows 6% a year, the rate the audited notes imply for FY2023 to FY2025 — deliberately above Gulf CPI, because the mix shifts toward delivery-capable and above-restaurant staff.</w:t>
             </w:r>
           </w:p>
         </w:tc>
@@ -24248,7 +24905,7 @@
                 <w:color w:val="1C3A36"/>
                 <w:sz w:val="14"/>
               </w:rPr>
-              <w:t>rou additions pct</w:t>
+              <w:t>delivery cost ratio path</w:t>
             </w:r>
           </w:p>
         </w:tc>
@@ -24266,7 +24923,7 @@
                 <w:color w:val="1C3A36"/>
                 <w:sz w:val="14"/>
               </w:rPr>
-              <w:t>0.085</w:t>
+              <w:t>0.1425, 0.142, 0.1415, 0.141, 0.1405</w:t>
             </w:r>
           </w:p>
         </w:tc>
@@ -24302,7 +24959,7 @@
                 <w:color w:val="1C3A36"/>
                 <w:sz w:val="14"/>
               </w:rPr>
-              <w:t>Additions to right-of-use assets as a share of revenue. The company added 10.2% of revenue in FY2025 and 12.7% in FY2024, but only 7.7% in the first half of 2026 as the opening programme normalised; 8.5% is set between the first-half run rate and the FY2025 figure. Sources: Audited consolidated financial statements for the year ended 31 December 2025, Americana Restaurants International PLC, audited by Deloitte &amp; Touche (M.E.) LLP, signed 6 February 2026, published on the company investor-relations site, note 11; Reviewed condensed consolidated interim financial statements for the six months ended 30 June 2026, Americana Restaurants International PLC, review report by Deloitte &amp; Touche (M.E.) LLP dated 28 July 2026, note 10</w:t>
+              <w:t>Delivery and transportation cost per dollar of delivered revenue: 13.8% in FY2024 (133.7/966.6), 15.0% in FY2025 (180.6/1,204.2). FY2026 is calibrated at 14.25% so the line reproduces the disclosed H1 2026 margin at the disclosed 52% share — consistent with the company's claim of improving unit economics in the channel — then improves only five basis points a year. The channel mix keeps rising, so the LINE as a share of group revenue rises from 7.4% to 7.9%: the unit build caps the margin expansion in a way the flat-share treatment at first delivery did not.</w:t>
             </w:r>
           </w:p>
         </w:tc>
@@ -24321,7 +24978,7 @@
                 <w:color w:val="1C3A36"/>
                 <w:sz w:val="14"/>
               </w:rPr>
-              <w:t>lease payments pct</w:t>
+              <w:t>margin path cyclical</w:t>
             </w:r>
           </w:p>
         </w:tc>
@@ -24339,7 +24996,7 @@
                 <w:color w:val="1C3A36"/>
                 <w:sz w:val="14"/>
               </w:rPr>
-              <w:t>0.089</w:t>
+              <w:t>0.25398, 0.24747, 0.24096, 0.23445, 0.22794</w:t>
             </w:r>
           </w:p>
         </w:tc>
@@ -24357,7 +25014,7 @@
                 <w:color w:val="1C3A36"/>
                 <w:sz w:val="14"/>
               </w:rPr>
-              <w:t>2026-06-30</w:t>
+              <w:t>2026-08-09</w:t>
             </w:r>
           </w:p>
         </w:tc>
@@ -24375,7 +25032,7 @@
                 <w:color w:val="1C3A36"/>
                 <w:sz w:val="14"/>
               </w:rPr>
-              <w:t>Total lease payments — principal and interest — as a share of revenue. USD 233.3 million on USD 2,508.8 million of revenue in FY2025, or 9.3%, against USD 120 million on USD 1,364.5 million in the first half of 2026, or 8.8%. Sources: Audited consolidated financial statements for the year ended 31 December 2025, Americana Restaurants International PLC, audited by Deloitte &amp; Touche (M.E.) LLP, signed 6 February 2026, published on the company investor-relations site, statement of cash flows; H1 2026 earnings presentation, Americana Restaurants International PLC, published 28 July 2026</w:t>
+              <w:t>The cyclical reading of the margin: the first half of 2026 is banked, and the margin then reverts in a straight line to the three-year audited average by FY2030. Constructed from the audited history; no forecast is taken from any outside party.</w:t>
             </w:r>
           </w:p>
         </w:tc>
@@ -24394,7 +25051,7 @@
                 <w:color w:val="1C3A36"/>
                 <w:sz w:val="14"/>
               </w:rPr>
-              <w:t>etr path</w:t>
+              <w:t>rou additions pct</w:t>
             </w:r>
           </w:p>
         </w:tc>
@@ -24412,7 +25069,7 @@
                 <w:color w:val="1C3A36"/>
                 <w:sz w:val="14"/>
               </w:rPr>
-              <w:t>0.145, 0.15, 0.155, 0.16, 0.16</w:t>
+              <w:t>0.085</w:t>
             </w:r>
           </w:p>
         </w:tc>
@@ -24430,7 +25087,7 @@
                 <w:color w:val="1C3A36"/>
                 <w:sz w:val="14"/>
               </w:rPr>
-              <w:t>2026-08-09</w:t>
+              <w:t>2026-06-30</w:t>
             </w:r>
           </w:p>
         </w:tc>
@@ -24448,7 +25105,7 @@
                 <w:color w:val="1C3A36"/>
                 <w:sz w:val="14"/>
               </w:rPr>
-              <w:t>Effective tax rate. The group paid 4% in FY2023, 11% in FY2024 and 14% in FY2025 as the UAE introduced corporate tax and the first domestic minimum top-up taxes landed; the first half of 2026 ran at 14.1%. The path converges on the 15% Pillar Two minimum plus a modest drag for withholding taxes and non-deductible items, which is where a group of this footprint settles once every jurisdiction has adopted the rules. Sources: Audited consolidated financial statements for the year ended 31 December 2025, Americana Restaurants International PLC, audited by Deloitte &amp; Touche (M.E.) LLP, signed 6 February 2026, published on the company investor-relations site, note 28; Reviewed condensed consolidated interim financial statements for the six months ended 30 June 2026, Americana Restaurants International PLC, review report by Deloitte &amp; Touche (M.E.) LLP dated 28 July 2026; FY 2024 earnings presentation, Americana Restaurants International PLC, published 13 February 2025, changes in corporate income tax</w:t>
+              <w:t>Additions to right-of-use assets as a share of revenue. The company added 10.2% of revenue in FY2025 and 12.7% in FY2024, but only 7.7% in the first half of 2026 as the opening programme normalised; 8.5% is set between the first-half run rate and the FY2025 figure. Sources: Audited consolidated financial statements for the year ended 31 December 2025, Americana Restaurants International PLC, audited by Deloitte &amp; Touche (M.E.) LLP, signed 6 February 2026, published on the company investor-relations site, note 11; Reviewed condensed consolidated interim financial statements for the six months ended 30 June 2026, Americana Restaurants International PLC, review report by Deloitte &amp; Touche (M.E.) LLP dated 28 July 2026, note 10</w:t>
             </w:r>
           </w:p>
         </w:tc>
@@ -24467,7 +25124,7 @@
                 <w:color w:val="1C3A36"/>
                 <w:sz w:val="14"/>
               </w:rPr>
-              <w:t>payout ratio</w:t>
+              <w:t>lease payments pct</w:t>
             </w:r>
           </w:p>
         </w:tc>
@@ -24485,7 +25142,7 @@
                 <w:color w:val="1C3A36"/>
                 <w:sz w:val="14"/>
               </w:rPr>
-              <w:t>0.85</w:t>
+              <w:t>0.089</w:t>
             </w:r>
           </w:p>
         </w:tc>
@@ -24503,7 +25160,7 @@
                 <w:color w:val="1C3A36"/>
                 <w:sz w:val="14"/>
               </w:rPr>
-              <w:t>2026-07-28</w:t>
+              <w:t>2026-06-30</w:t>
             </w:r>
           </w:p>
         </w:tc>
@@ -24521,7 +25178,7 @@
                 <w:color w:val="1C3A36"/>
                 <w:sz w:val="14"/>
               </w:rPr>
-              <w:t>Dividend payout ratio. The board declared USD 201.6 million against FY2025, which the company states is 91.99% of net profit, and has already declared USD 100.8 million as an interim against 2026. The forecast holds 85%, a little below the FY2025 rate, because the estate is still growing. Sources: FY 2025 earnings presentation, Americana Restaurants International PLC, published 9 February 2026; H1 2026 earnings press release, Americana Restaurants International PLC, 28 July 2026</w:t>
+              <w:t>Total lease payments — principal and interest — as a share of revenue. USD 233.3 million on USD 2,508.8 million of revenue in FY2025, or 9.3%, against USD 120 million on USD 1,364.5 million in the first half of 2026, or 8.8%. Sources: Audited consolidated financial statements for the year ended 31 December 2025, Americana Restaurants International PLC, audited by Deloitte &amp; Touche (M.E.) LLP, signed 6 February 2026, published on the company investor-relations site, statement of cash flows; H1 2026 earnings presentation, Americana Restaurants International PLC, published 28 July 2026</w:t>
             </w:r>
           </w:p>
         </w:tc>
@@ -24540,7 +25197,7 @@
                 <w:color w:val="1C3A36"/>
                 <w:sz w:val="14"/>
               </w:rPr>
-              <w:t>margin path cyclical</w:t>
+              <w:t>etr path</w:t>
             </w:r>
           </w:p>
         </w:tc>
@@ -24558,7 +25215,7 @@
                 <w:color w:val="1C3A36"/>
                 <w:sz w:val="14"/>
               </w:rPr>
-              <w:t>0.25309, 0.2468, 0.24052, 0.23423, 0.22794</w:t>
+              <w:t>0.145, 0.15, 0.155, 0.16, 0.16</w:t>
             </w:r>
           </w:p>
         </w:tc>
@@ -24594,7 +25251,80 @@
                 <w:color w:val="1C3A36"/>
                 <w:sz w:val="14"/>
               </w:rPr>
-              <w:t>The cyclical reading of the margin: the first half of 2026 is banked, and the margin then reverts in a straight line to the three-year audited average by FY2030. Constructed from the audited history; no forecast is taken from any outside party.</w:t>
+              <w:t>Effective tax rate. The group paid 4% in FY2023, 11% in FY2024 and 14% in FY2025 as the UAE introduced corporate tax and the first domestic minimum top-up taxes landed; the first half of 2026 ran at 14.1%. The path converges on the 15% Pillar Two minimum plus a modest drag for withholding taxes and non-deductible items, which is where a group of this footprint settles once every jurisdiction has adopted the rules. Sources: Audited consolidated financial statements for the year ended 31 December 2025, Americana Restaurants International PLC, audited by Deloitte &amp; Touche (M.E.) LLP, signed 6 February 2026, published on the company investor-relations site, note 28; Reviewed condensed consolidated interim financial statements for the six months ended 30 June 2026, Americana Restaurants International PLC, review report by Deloitte &amp; Touche (M.E.) LLP dated 28 July 2026; FY 2024 earnings presentation, Americana Restaurants International PLC, published 13 February 2025, changes in corporate income tax</w:t>
+            </w:r>
+          </w:p>
+        </w:tc>
+      </w:tr>
+      <w:tr>
+        <w:tc>
+          <w:tcPr>
+            <w:tcW w:type="dxa" w:w="1944"/>
+          </w:tcPr>
+          <w:p>
+            <w:pPr>
+              <w:spacing w:after="20"/>
+            </w:pPr>
+            <w:r>
+              <w:rPr>
+                <w:color w:val="1C3A36"/>
+                <w:sz w:val="14"/>
+              </w:rPr>
+              <w:t>payout ratio</w:t>
+            </w:r>
+          </w:p>
+        </w:tc>
+        <w:tc>
+          <w:tcPr>
+            <w:tcW w:type="dxa" w:w="1368"/>
+          </w:tcPr>
+          <w:p>
+            <w:pPr>
+              <w:spacing w:after="20"/>
+              <w:jc w:val="right"/>
+            </w:pPr>
+            <w:r>
+              <w:rPr>
+                <w:color w:val="1C3A36"/>
+                <w:sz w:val="14"/>
+              </w:rPr>
+              <w:t>0.85</w:t>
+            </w:r>
+          </w:p>
+        </w:tc>
+        <w:tc>
+          <w:tcPr>
+            <w:tcW w:type="dxa" w:w="1037"/>
+          </w:tcPr>
+          <w:p>
+            <w:pPr>
+              <w:spacing w:after="20"/>
+              <w:jc w:val="right"/>
+            </w:pPr>
+            <w:r>
+              <w:rPr>
+                <w:color w:val="1C3A36"/>
+                <w:sz w:val="14"/>
+              </w:rPr>
+              <w:t>2026-07-28</w:t>
+            </w:r>
+          </w:p>
+        </w:tc>
+        <w:tc>
+          <w:tcPr>
+            <w:tcW w:type="dxa" w:w="5731"/>
+          </w:tcPr>
+          <w:p>
+            <w:pPr>
+              <w:spacing w:after="20"/>
+              <w:jc w:val="right"/>
+            </w:pPr>
+            <w:r>
+              <w:rPr>
+                <w:color w:val="1C3A36"/>
+                <w:sz w:val="14"/>
+              </w:rPr>
+              <w:t>Dividend payout ratio. The board declared USD 201.6 million against FY2025, which the company states is 91.99% of net profit, and has already declared USD 100.8 million as an interim against 2026. The forecast holds 85%, a little below the FY2025 rate, because the estate is still growing. Sources: FY 2025 earnings presentation, Americana Restaurants International PLC, published 9 February 2026; H1 2026 earnings press release, Americana Restaurants International PLC, 28 July 2026</w:t>
             </w:r>
           </w:p>
         </w:tc>
@@ -24908,7 +25638,7 @@
           <w:color w:val="6E7B77"/>
           <w:sz w:val="19"/>
         </w:rPr>
-        <w:t>307 inputs in total. Every one carries a value, a source, a date and a layer; the build refuses to run if any of the four is missing.</w:t>
+        <w:t>316 inputs in total. Every one carries a value, a source, a date and a layer; the build refuses to run if any of the four is missing.</w:t>
       </w:r>
     </w:p>
     <w:p>
@@ -25080,7 +25810,7 @@
                 <w:color w:val="1C3A36"/>
                 <w:sz w:val="16"/>
               </w:rPr>
-              <w:t>Food and packaging cost back above 29% of revenue for two consecutive quarters. The study does not resolve this — it computes both readings, AED 2.60 against AED 2.06.</w:t>
+              <w:t>Food and packaging cost back above 29% of revenue for two consecutive quarters. The study does not resolve this — it computes both readings, AED 2.31 against AED 1.98.</w:t>
             </w:r>
           </w:p>
         </w:tc>
@@ -25135,7 +25865,7 @@
                 <w:color w:val="1C3A36"/>
                 <w:sz w:val="16"/>
               </w:rPr>
-              <w:t>Nothing much — this was computed both ways and the answer moves by 1.9%. The judgement turns out not to matter, which is itself worth knowing.</w:t>
+              <w:t>Nothing much — this was computed both ways and the answer moves by 2.0%. The judgement turns out not to matter, which is itself worth knowing.</w:t>
             </w:r>
           </w:p>
         </w:tc>
@@ -25154,7 +25884,7 @@
                 <w:color w:val="1C3A36"/>
                 <w:sz w:val="16"/>
               </w:rPr>
-              <w:t>Beta of 0.895, from the company's own shares against the Tadawul All Share Index</w:t>
+              <w:t>Beta of 0.894, from the company's own shares against the Tadawul All Share Index</w:t>
             </w:r>
           </w:p>
         </w:tc>
@@ -25172,7 +25902,7 @@
                 <w:color w:val="1C3A36"/>
                 <w:sz w:val="16"/>
               </w:rPr>
-              <w:t>183 weekly observations, standard error 0.193, R-squared 10.7%. Americana is listed in both Abu Dhabi and Riyadh and both currencies are pegged to the dollar. The Abu Dhabi index history was not obtainable for this study.</w:t>
+              <w:t>182 weekly observations, standard error 0.193, R-squared 10.6%. Americana is listed in both Abu Dhabi and Riyadh and both currencies are pegged to the dollar. The Abu Dhabi index history was not obtainable for this study.</w:t>
             </w:r>
           </w:p>
         </w:tc>
@@ -25300,7 +26030,7 @@
                 <w:color w:val="1C3A36"/>
                 <w:sz w:val="16"/>
               </w:rPr>
-              <w:t>Nothing observable in the short run. It is sensitised from 2.0% to 4.0% in the study, a range worth about 0.62 dirhams a share.</w:t>
+              <w:t>Nothing observable in the short run. It is sensitised from 2.0% to 4.0% in the study, a range worth about 0.48 dirhams a share.</w:t>
             </w:r>
           </w:p>
         </w:tc>

--- a/engine/amr_study/AMR_Bibliography_09-08-2026.docx
+++ b/engine/amr_study/AMR_Bibliography_09-08-2026.docx
@@ -1607,6 +1607,79 @@
                 <w:color w:val="1C3A36"/>
                 <w:sz w:val="17"/>
               </w:rPr>
+              <w:t>FTSE ADX General Index daily history, 3,884 sessions from January 2011</w:t>
+            </w:r>
+          </w:p>
+        </w:tc>
+        <w:tc>
+          <w:tcPr>
+            <w:tcW w:type="dxa" w:w="2232"/>
+          </w:tcPr>
+          <w:p>
+            <w:pPr>
+              <w:spacing w:after="20"/>
+              <w:jc w:val="right"/>
+            </w:pPr>
+            <w:r>
+              <w:rPr>
+                <w:color w:val="1C3A36"/>
+                <w:sz w:val="17"/>
+              </w:rPr>
+              <w:t>supplied 10 August 2026, screened before use</w:t>
+            </w:r>
+          </w:p>
+        </w:tc>
+        <w:tc>
+          <w:tcPr>
+            <w:tcW w:type="dxa" w:w="3384"/>
+          </w:tcPr>
+          <w:p>
+            <w:pPr>
+              <w:spacing w:after="20"/>
+              <w:jc w:val="right"/>
+            </w:pPr>
+            <w:r>
+              <w:rPr>
+                <w:color w:val="1C3A36"/>
+                <w:sz w:val="17"/>
+              </w:rPr>
+              <w:t>the regressor in the beta calculation — the index of the exchange the shares trade on</w:t>
+            </w:r>
+          </w:p>
+        </w:tc>
+        <w:tc>
+          <w:tcPr>
+            <w:tcW w:type="dxa" w:w="1224"/>
+          </w:tcPr>
+          <w:p>
+            <w:pPr>
+              <w:spacing w:after="20"/>
+              <w:jc w:val="right"/>
+            </w:pPr>
+            <w:r>
+              <w:rPr>
+                <w:color w:val="1C3A36"/>
+                <w:sz w:val="17"/>
+              </w:rPr>
+              <w:t>cost of capital only</w:t>
+            </w:r>
+          </w:p>
+        </w:tc>
+      </w:tr>
+      <w:tr>
+        <w:tc>
+          <w:tcPr>
+            <w:tcW w:type="dxa" w:w="3240"/>
+          </w:tcPr>
+          <w:p>
+            <w:pPr>
+              <w:spacing w:after="20"/>
+            </w:pPr>
+            <w:r>
+              <w:rPr>
+                <w:color w:val="1C3A36"/>
+                <w:sz w:val="17"/>
+              </w:rPr>
               <w:t>Tadawul All Share Index daily history</w:t>
             </w:r>
           </w:p>
@@ -1643,7 +1716,7 @@
                 <w:color w:val="1C3A36"/>
                 <w:sz w:val="17"/>
               </w:rPr>
-              <w:t>the regressor in the beta calculation</w:t>
+              <w:t>a disclosed beta cross-check, and the regressor this study's first edition used before the Abu Dhabi index history was available</w:t>
             </w:r>
           </w:p>
         </w:tc>
@@ -1661,7 +1734,7 @@
                 <w:color w:val="1C3A36"/>
                 <w:sz w:val="17"/>
               </w:rPr>
-              <w:t>cost of capital only</w:t>
+              <w:t>cross-check only</w:t>
             </w:r>
           </w:p>
         </w:tc>
@@ -20999,7 +21072,7 @@
                 <w:color w:val="1C3A36"/>
                 <w:sz w:val="14"/>
               </w:rPr>
-              <w:t>0.894</w:t>
+              <w:t>1.026</w:t>
             </w:r>
           </w:p>
         </w:tc>
@@ -21017,7 +21090,7 @@
                 <w:color w:val="1C3A36"/>
                 <w:sz w:val="14"/>
               </w:rPr>
-              <w:t>2026-08-09</w:t>
+              <w:t>2026-08-10</w:t>
             </w:r>
           </w:p>
         </w:tc>
@@ -21035,7 +21108,7 @@
                 <w:color w:val="1C3A36"/>
                 <w:sz w:val="14"/>
               </w:rPr>
-              <w:t>Ordinary least squares regression of 182 complete weekly logarithmic returns of the company's own shares against the Tadawul All Share Index, windows labelled 30 December 2022 to 17 July 2026 — no observation after the 7 August 2026 price anchor enters the sample, and the count is the number of Fridays on which both series have a complete week after holiday alignment. Standard error 0.193, t-statistic 4.63, R-squared 10.6%; the regression clears the usability gate of at least 24 observations, R-squared of at least 5% and a standard error below the absolute coefficient. Americana is concurrently listed on the Abu Dhabi Securities Exchange and the Saudi Exchange, so this is the company's own share price against the index of one of its two home markets; both currencies are pegged to the US dollar. A daily history for the Abu Dhabi index could not be obtained from any machine-readable source reachable for this study, and the substitution is recorded rather than hidden. Cross-checks: the Abu Dhabi line against an equally weighted composite of eighteen covered UAE names gives 0.603, and two UAE-listed consumer peers give a median of 0.583 — both below the adopted figure, so the adopted beta is the conservative one.</w:t>
+              <w:t>Ordinary least squares regression of 185 complete weekly logarithmic returns of the company's own Abu Dhabi-listed shares against the FTSE ADX General Index — the index of the exchange the shares trade on — over windows labelled 23 December 2022 to 24 July 2026. That is the whole life of the listing, the company having floated in December 2022, and no observation after the 7 August 2026 price anchor enters the sample; the index history supplied ends on 24 July 2026, so the window closes there. Standard error 0.254, t-statistic 4.04, R-squared 8.2%: the regression clears the usability gate of at least 24 observations, R-squared of at least 5% and a standard error below the absolute coefficient. Stock and index are struck at the same closing auction on the same exchange in the same currency, so no timing correction applies; computed anyway as a check, the lead-lag sum is 0.934, which is close enough to confirm there is nothing to correct. The index series was screened before use: 3,884 sessions from January 2011 to July 2026, 250 a year, no duplicate dates, no non-positive levels, largest single-session move 8.8%, and a weekday pattern that shows the January 2022 trading-week change. That the index measures its market is checked rather than assumed — regressed identically, Aldar returns 1.58, Emaar 1.50, Abu Dhabi Commercial Bank 1.36 and the defensive food company Agthia 0.42, so property and banking run above the index while a consumer staple runs well below it, and this restaurant operator sits at the market average. The precision is modest and is stated as such: one standard error spans 0.77 to 1.28, so this estimate cannot be distinguished from the 0.894 the first edition used. Cross-checks, all disclosed and none adopted: the company's Saudi line against the Saudi index gives 0.894, which was the first edition's input, chosen because no Abu Dhabi index history could be obtained at the time and superseded now that it can; an equally weighted composite of eighteen covered UAE names gives 0.586; and two UAE-listed consumer peers give a median of 0.574. The composite is a diagnostic and never the regressor: it is a selection-biased subset of names whose own sector mix would stand in for the market, and this company is one of its constituents, so the shares would be regressed partly against themselves.</w:t>
             </w:r>
           </w:p>
         </w:tc>
@@ -25810,7 +25883,7 @@
                 <w:color w:val="1C3A36"/>
                 <w:sz w:val="16"/>
               </w:rPr>
-              <w:t>Food and packaging cost back above 29% of revenue for two consecutive quarters. The study does not resolve this — it computes both readings, AED 2.31 against AED 1.98.</w:t>
+              <w:t>Food and packaging cost back above 29% of revenue for two consecutive quarters. The study does not resolve this — it computes both readings, AED 2.06 against AED 1.77.</w:t>
             </w:r>
           </w:p>
         </w:tc>
@@ -25865,7 +25938,7 @@
                 <w:color w:val="1C3A36"/>
                 <w:sz w:val="16"/>
               </w:rPr>
-              <w:t>Nothing much — this was computed both ways and the answer moves by 2.0%. The judgement turns out not to matter, which is itself worth knowing.</w:t>
+              <w:t>Nothing much — this was computed both ways and the answer moves by 0.7%. The judgement turns out not to matter, which is itself worth knowing.</w:t>
             </w:r>
           </w:p>
         </w:tc>
@@ -25884,7 +25957,7 @@
                 <w:color w:val="1C3A36"/>
                 <w:sz w:val="16"/>
               </w:rPr>
-              <w:t>Beta of 0.894, from the company's own shares against the Tadawul All Share Index</w:t>
+              <w:t>Beta of 1.026, from the company's own shares against the FTSE ADX General Index</w:t>
             </w:r>
           </w:p>
         </w:tc>
@@ -25902,7 +25975,7 @@
                 <w:color w:val="1C3A36"/>
                 <w:sz w:val="16"/>
               </w:rPr>
-              <w:t>182 weekly observations, standard error 0.193, R-squared 10.6%. Americana is listed in both Abu Dhabi and Riyadh and both currencies are pegged to the dollar. The Abu Dhabi index history was not obtainable for this study.</w:t>
+              <w:t>185 weekly observations over the whole life of the listing, standard error 0.254, t-statistic 4.04, R-squared 8.2%. The index of the exchange the shares trade on, same session and same currency, so no timing correction applies; the lead-lag sum is 0.934, confirming as much. The index behaves as an index: Aldar 1.58, Emaar 1.50, Agthia 0.42.</w:t>
             </w:r>
           </w:p>
         </w:tc>
@@ -25920,7 +25993,7 @@
                 <w:color w:val="1C3A36"/>
                 <w:sz w:val="16"/>
               </w:rPr>
-              <w:t>An Abu Dhabi index regression materially different from this one. Two cross-checks — 0.603 against a composite of UAE names, 0.583 for UAE consumer peers — both come out LOWER, so the adopted figure is the conservative one.</w:t>
+              <w:t>A longer history, or a materially different estimate on one. The standard error is wide — one error band spans 0.77 to 1.28 — and three disclosed alternatives sit inside or below it: the Riyadh line against the Saudi index 0.894 (this study's FIRST edition used that figure, when no Abu Dhabi index history could be obtained), a composite of UAE names 0.586, UAE consumer peers 0.574.</w:t>
             </w:r>
           </w:p>
         </w:tc>
@@ -26030,7 +26103,7 @@
                 <w:color w:val="1C3A36"/>
                 <w:sz w:val="16"/>
               </w:rPr>
-              <w:t>Nothing observable in the short run. It is sensitised from 2.0% to 4.0% in the study, a range worth about 0.48 dirhams a share.</w:t>
+              <w:t>Nothing observable in the short run. It is sensitised from 2.0% to 4.0% in the study, a range worth about 0.37 dirhams a share.</w:t>
             </w:r>
           </w:p>
         </w:tc>

--- a/engine/amr_study/AMR_Bibliography_09-08-2026.docx
+++ b/engine/amr_study/AMR_Bibliography_09-08-2026.docx
@@ -1607,6 +1607,79 @@
                 <w:color w:val="1C3A36"/>
                 <w:sz w:val="17"/>
               </w:rPr>
+              <w:t>FTSE ADX General Index daily history</w:t>
+            </w:r>
+          </w:p>
+        </w:tc>
+        <w:tc>
+          <w:tcPr>
+            <w:tcW w:type="dxa" w:w="2232"/>
+          </w:tcPr>
+          <w:p>
+            <w:pPr>
+              <w:spacing w:after="20"/>
+              <w:jc w:val="right"/>
+            </w:pPr>
+            <w:r>
+              <w:rPr>
+                <w:color w:val="1C3A36"/>
+                <w:sz w:val="17"/>
+              </w:rPr>
+              <w:t>screened before use; history to 2026-07-24</w:t>
+            </w:r>
+          </w:p>
+        </w:tc>
+        <w:tc>
+          <w:tcPr>
+            <w:tcW w:type="dxa" w:w="3384"/>
+          </w:tcPr>
+          <w:p>
+            <w:pPr>
+              <w:spacing w:after="20"/>
+              <w:jc w:val="right"/>
+            </w:pPr>
+            <w:r>
+              <w:rPr>
+                <w:color w:val="1C3A36"/>
+                <w:sz w:val="17"/>
+              </w:rPr>
+              <w:t>the regressor in the beta calculation — the published index of the exchange the shares trade on, held at raw_indices / AE / FADGI.csv</w:t>
+            </w:r>
+          </w:p>
+        </w:tc>
+        <w:tc>
+          <w:tcPr>
+            <w:tcW w:type="dxa" w:w="1224"/>
+          </w:tcPr>
+          <w:p>
+            <w:pPr>
+              <w:spacing w:after="20"/>
+              <w:jc w:val="right"/>
+            </w:pPr>
+            <w:r>
+              <w:rPr>
+                <w:color w:val="1C3A36"/>
+                <w:sz w:val="17"/>
+              </w:rPr>
+              <w:t>cost of capital only</w:t>
+            </w:r>
+          </w:p>
+        </w:tc>
+      </w:tr>
+      <w:tr>
+        <w:tc>
+          <w:tcPr>
+            <w:tcW w:type="dxa" w:w="3240"/>
+          </w:tcPr>
+          <w:p>
+            <w:pPr>
+              <w:spacing w:after="20"/>
+            </w:pPr>
+            <w:r>
+              <w:rPr>
+                <w:color w:val="1C3A36"/>
+                <w:sz w:val="17"/>
+              </w:rPr>
               <w:t>Tadawul All Share Index daily history</w:t>
             </w:r>
           </w:p>
@@ -1643,7 +1716,7 @@
                 <w:color w:val="1C3A36"/>
                 <w:sz w:val="17"/>
               </w:rPr>
-              <w:t>the regressor in the beta calculation</w:t>
+              <w:t>a disclosed beta cross-check, and the regressor this study's first edition used before the Abu Dhabi index history was available</w:t>
             </w:r>
           </w:p>
         </w:tc>
@@ -1661,7 +1734,7 @@
                 <w:color w:val="1C3A36"/>
                 <w:sz w:val="17"/>
               </w:rPr>
-              <w:t>cost of capital only</w:t>
+              <w:t>cross-check only</w:t>
             </w:r>
           </w:p>
         </w:tc>
@@ -20999,7 +21072,7 @@
                 <w:color w:val="1C3A36"/>
                 <w:sz w:val="14"/>
               </w:rPr>
-              <w:t>0.894</w:t>
+              <w:t>0.93</w:t>
             </w:r>
           </w:p>
         </w:tc>
@@ -21017,7 +21090,7 @@
                 <w:color w:val="1C3A36"/>
                 <w:sz w:val="14"/>
               </w:rPr>
-              <w:t>2026-08-09</w:t>
+              <w:t>2026-08-10</w:t>
             </w:r>
           </w:p>
         </w:tc>
@@ -21035,7 +21108,7 @@
                 <w:color w:val="1C3A36"/>
                 <w:sz w:val="14"/>
               </w:rPr>
-              <w:t>Ordinary least squares regression of 182 complete weekly logarithmic returns of the company's own shares against the Tadawul All Share Index, windows labelled 30 December 2022 to 17 July 2026 — no observation after the 7 August 2026 price anchor enters the sample, and the count is the number of Fridays on which both series have a complete week after holiday alignment. Standard error 0.193, t-statistic 4.63, R-squared 10.6%; the regression clears the usability gate of at least 24 observations, R-squared of at least 5% and a standard error below the absolute coefficient. Americana is concurrently listed on the Abu Dhabi Securities Exchange and the Saudi Exchange, so this is the company's own share price against the index of one of its two home markets; both currencies are pegged to the US dollar. A daily history for the Abu Dhabi index could not be obtained from any machine-readable source reachable for this study, and the substitution is recorded rather than hidden. Cross-checks: the Abu Dhabi line against an equally weighted composite of eighteen covered UAE names gives 0.603, and two UAE-listed consumer peers give a median of 0.583 — both below the adopted figure, so the adopted beta is the conservative one.</w:t>
+              <w:t>Ordinary least squares regression of 183 complete weekly logarithmic returns of the company's own Abu Dhabi-listed shares against the FTSE ADX General Index — the published index of the exchange those shares trade on — over windows labelled 30 December 2022 to 17 July 2026, which is the whole life of the listing, the company having floated in December 2022. The figure carries the Dimson lead-lag correction, and both series pass the data-quality screen first. Standard error 0.412, R-squared 8.4%: it clears the usability gate of at least 24 observations, R-squared of at least 5% and a standard error below the absolute coefficient, but only just, and the imprecision is the honest headline — a 90% confidence interval runs from 0.25 to 1.61, so this estimate cannot be told apart from most plausible alternatives. A Blume adjustment towards the market gives 0.953, close enough to confirm the level. The index is quoted in dirhams, the same currency the shares trade in, and strikes at the same closing auction on the same exchange. Cross-checks from earlier editions of this study, all disclosed and none adopted, and every one now known to be non-conforming: the company's Riyadh line against the Saudi index gave 0.894 — a different country's market cycle, and the input the first edition used before the Abu Dhabi index was available; an equally weighted composite of eighteen covered UAE names gave 0.586; and a US-listed UAE index fund, which prices hours after the Abu Dhabi close, gave 0.469. The composite and the fund understated the beta by roughly half. A composite is not a substitute and not a tier: it is a coverage artefact that changes whenever a stock is added, it mixes two exchanges inside one market code, and it shares its constituents with the company being priced.</w:t>
             </w:r>
           </w:p>
         </w:tc>
@@ -25810,7 +25883,7 @@
                 <w:color w:val="1C3A36"/>
                 <w:sz w:val="16"/>
               </w:rPr>
-              <w:t>Food and packaging cost back above 29% of revenue for two consecutive quarters. The study does not resolve this — it computes both readings, AED 2.31 against AED 1.98.</w:t>
+              <w:t>Food and packaging cost back above 29% of revenue for two consecutive quarters. The study does not resolve this — it computes both readings, AED 2.23 against AED 1.92.</w:t>
             </w:r>
           </w:p>
         </w:tc>
@@ -25865,7 +25938,7 @@
                 <w:color w:val="1C3A36"/>
                 <w:sz w:val="16"/>
               </w:rPr>
-              <w:t>Nothing much — this was computed both ways and the answer moves by 2.0%. The judgement turns out not to matter, which is itself worth knowing.</w:t>
+              <w:t>Nothing much — this was computed both ways and the answer moves by 1.7%. The judgement turns out not to matter, which is itself worth knowing.</w:t>
             </w:r>
           </w:p>
         </w:tc>
@@ -25884,7 +25957,7 @@
                 <w:color w:val="1C3A36"/>
                 <w:sz w:val="16"/>
               </w:rPr>
-              <w:t>Beta of 0.894, from the company's own shares against the Tadawul All Share Index</w:t>
+              <w:t>Beta of 0.930, from the company's own shares against the FTSE ADX General Index</w:t>
             </w:r>
           </w:p>
         </w:tc>
@@ -25902,7 +25975,7 @@
                 <w:color w:val="1C3A36"/>
                 <w:sz w:val="16"/>
               </w:rPr>
-              <w:t>182 weekly observations, standard error 0.193, R-squared 10.6%. Americana is listed in both Abu Dhabi and Riyadh and both currencies are pegged to the dollar. The Abu Dhabi index history was not obtainable for this study.</w:t>
+              <w:t>183 weekly observations over 3.55 years — the whole life of the listing — standard error 0.412, R-squared 8.4%, lead-lag corrected, both series screened for data quality first. The regressor is the published index of the exchange the shares trade on (raw_indices/AE/FADGI.csv, history to 2026-07-24), in the same currency and struck at the same closing auction.</w:t>
             </w:r>
           </w:p>
         </w:tc>
@@ -25920,7 +25993,7 @@
                 <w:color w:val="1C3A36"/>
                 <w:sz w:val="16"/>
               </w:rPr>
-              <w:t>An Abu Dhabi index regression materially different from this one. Two cross-checks — 0.603 against a composite of UAE names, 0.583 for UAE consumer peers — both come out LOWER, so the adopted figure is the conservative one.</w:t>
+              <w:t>Almost anything, and that is the point: the 90% confidence interval runs from 0.25 to 1.61. Three earlier estimates are on the record and none is used — the Riyadh line against the Saudi index 0.894 (a different country's market cycle, and this study's first published input, before the Abu Dhabi index was available), a basket of eighteen covered UAE names 0.586, and a US-listed UAE index fund pricing hours after the Abu Dhabi close 0.469.</w:t>
             </w:r>
           </w:p>
         </w:tc>
@@ -26030,7 +26103,7 @@
                 <w:color w:val="1C3A36"/>
                 <w:sz w:val="16"/>
               </w:rPr>
-              <w:t>Nothing observable in the short run. It is sensitised from 2.0% to 4.0% in the study, a range worth about 0.48 dirhams a share.</w:t>
+              <w:t>Nothing observable in the short run. It is sensitised from 2.0% to 4.0% in the study, a range worth about 0.45 dirhams a share.</w:t>
             </w:r>
           </w:p>
         </w:tc>

--- a/engine/amr_study/AMR_Bibliography_09-08-2026.docx
+++ b/engine/amr_study/AMR_Bibliography_09-08-2026.docx
@@ -1803,7 +1803,7 @@
           <w:color w:val="1C3A36"/>
           <w:sz w:val="24"/>
         </w:rPr>
-        <w:t>3.1  Company  (209 inputs)</w:t>
+        <w:t>3.1  Company  (211 inputs)</w:t>
       </w:r>
     </w:p>
     <w:p>
@@ -1995,6 +1995,152 @@
                 <w:sz w:val="14"/>
               </w:rPr>
               <w:t>Audited consolidated financial statements for the year ended 31 December 2025, Americana Restaurants International PLC, audited by Deloitte &amp; Touche (M.E.) LLP, signed 6 February 2026, published on the company investor-relations site, note 17: authorised, issued and paid-up capital of USD 168,473 thousand comprising 8,423,633,100 shares of USD 0.02 par value</w:t>
+            </w:r>
+          </w:p>
+        </w:tc>
+      </w:tr>
+      <w:tr>
+        <w:tc>
+          <w:tcPr>
+            <w:tcW w:type="dxa" w:w="1944"/>
+          </w:tcPr>
+          <w:p>
+            <w:pPr>
+              <w:spacing w:after="20"/>
+            </w:pPr>
+            <w:r>
+              <w:rPr>
+                <w:color w:val="1C3A36"/>
+                <w:sz w:val="14"/>
+              </w:rPr>
+              <w:t>adeptio holding pct</w:t>
+            </w:r>
+          </w:p>
+        </w:tc>
+        <w:tc>
+          <w:tcPr>
+            <w:tcW w:type="dxa" w:w="1368"/>
+          </w:tcPr>
+          <w:p>
+            <w:pPr>
+              <w:spacing w:after="20"/>
+              <w:jc w:val="right"/>
+            </w:pPr>
+            <w:r>
+              <w:rPr>
+                <w:color w:val="1C3A36"/>
+                <w:sz w:val="14"/>
+              </w:rPr>
+              <w:t>0.6603</w:t>
+            </w:r>
+          </w:p>
+        </w:tc>
+        <w:tc>
+          <w:tcPr>
+            <w:tcW w:type="dxa" w:w="1037"/>
+          </w:tcPr>
+          <w:p>
+            <w:pPr>
+              <w:spacing w:after="20"/>
+              <w:jc w:val="right"/>
+            </w:pPr>
+            <w:r>
+              <w:rPr>
+                <w:color w:val="1C3A36"/>
+                <w:sz w:val="14"/>
+              </w:rPr>
+              <w:t>2025-12-31</w:t>
+            </w:r>
+          </w:p>
+        </w:tc>
+        <w:tc>
+          <w:tcPr>
+            <w:tcW w:type="dxa" w:w="5731"/>
+          </w:tcPr>
+          <w:p>
+            <w:pPr>
+              <w:spacing w:after="20"/>
+              <w:jc w:val="right"/>
+            </w:pPr>
+            <w:r>
+              <w:rPr>
+                <w:color w:val="1C3A36"/>
+                <w:sz w:val="14"/>
+              </w:rPr>
+              <w:t>Audited consolidated financial statements for the year ended 31 December 2025, Americana Restaurants International PLC, audited by Deloitte &amp; Touche (M.E.) LLP, signed 6 February 2026, published on the company investor-relations site, note 1 and the shareholding disclosure: Adeptio AD Investments holds 66.03% of the issued shares; its parent Adeptio AD Holdings is owned equally by Mohamed Ali Rashed Alabbar and a sovereign investor, which is what makes this a controlled company</w:t>
+            </w:r>
+          </w:p>
+        </w:tc>
+      </w:tr>
+      <w:tr>
+        <w:tc>
+          <w:tcPr>
+            <w:tcW w:type="dxa" w:w="1944"/>
+          </w:tcPr>
+          <w:p>
+            <w:pPr>
+              <w:spacing w:after="20"/>
+            </w:pPr>
+            <w:r>
+              <w:rPr>
+                <w:color w:val="1C3A36"/>
+                <w:sz w:val="14"/>
+              </w:rPr>
+              <w:t>lebanon revenue pct</w:t>
+            </w:r>
+          </w:p>
+        </w:tc>
+        <w:tc>
+          <w:tcPr>
+            <w:tcW w:type="dxa" w:w="1368"/>
+          </w:tcPr>
+          <w:p>
+            <w:pPr>
+              <w:spacing w:after="20"/>
+              <w:jc w:val="right"/>
+            </w:pPr>
+            <w:r>
+              <w:rPr>
+                <w:color w:val="1C3A36"/>
+                <w:sz w:val="14"/>
+              </w:rPr>
+              <w:t>0.3089</w:t>
+            </w:r>
+          </w:p>
+        </w:tc>
+        <w:tc>
+          <w:tcPr>
+            <w:tcW w:type="dxa" w:w="1037"/>
+          </w:tcPr>
+          <w:p>
+            <w:pPr>
+              <w:spacing w:after="20"/>
+              <w:jc w:val="right"/>
+            </w:pPr>
+            <w:r>
+              <w:rPr>
+                <w:color w:val="1C3A36"/>
+                <w:sz w:val="14"/>
+              </w:rPr>
+              <w:t>2025-12-31</w:t>
+            </w:r>
+          </w:p>
+        </w:tc>
+        <w:tc>
+          <w:tcPr>
+            <w:tcW w:type="dxa" w:w="5731"/>
+          </w:tcPr>
+          <w:p>
+            <w:pPr>
+              <w:spacing w:after="20"/>
+              <w:jc w:val="right"/>
+            </w:pPr>
+            <w:r>
+              <w:rPr>
+                <w:color w:val="1C3A36"/>
+                <w:sz w:val="14"/>
+              </w:rPr>
+              <w:t>Audited consolidated financial statements for the year ended 31 December 2025, Americana Restaurants International PLC, audited by Deloitte &amp; Touche (M.E.) LLP, signed 6 February 2026, published on the company investor-relations site, segment note: 30.89% of revenue arises in Lebanon, which is the concentration the currency and country risk sections turn on</w:t>
             </w:r>
           </w:p>
         </w:tc>
@@ -20999,7 +21145,7 @@
                 <w:color w:val="1C3A36"/>
                 <w:sz w:val="14"/>
               </w:rPr>
-              <w:t>2.23</w:t>
+              <w:t>2.39</w:t>
             </w:r>
           </w:p>
         </w:tc>
@@ -21017,7 +21163,7 @@
                 <w:color w:val="1C3A36"/>
                 <w:sz w:val="14"/>
               </w:rPr>
-              <w:t>2026-08-07</w:t>
+              <w:t>2026-09-03</w:t>
             </w:r>
           </w:p>
         </w:tc>
@@ -21035,7 +21181,7 @@
                 <w:color w:val="1C3A36"/>
                 <w:sz w:val="14"/>
               </w:rPr>
-              <w:t>Closing price on the Abu Dhabi Securities Exchange, 7 August 2026 (open 2.26, high 2.26, low 2.21), from the daily price history used throughout this study</w:t>
+              <w:t>Closing price on the Abu Dhabi Securities Exchange, 3 September 2026, the latest price supplied to this repository (SUPPLIED_03-09-2026.json). Superseded: AED 2.23 of 7 August 2026 (open 2.26, high 2.26, low 2.21), on which every edition before this one was struck</w:t>
             </w:r>
           </w:p>
         </w:tc>
@@ -25711,7 +25857,7 @@
           <w:color w:val="6E7B77"/>
           <w:sz w:val="19"/>
         </w:rPr>
-        <w:t>316 inputs in total. Every one carries a value, a source, a date and a layer; the build refuses to run if any of the four is missing.</w:t>
+        <w:t>318 inputs in total. Every one carries a value, a source, a date and a layer; the build refuses to run if any of the four is missing.</w:t>
       </w:r>
     </w:p>
     <w:p>
@@ -25883,7 +26029,7 @@
                 <w:color w:val="1C3A36"/>
                 <w:sz w:val="16"/>
               </w:rPr>
-              <w:t>Food and packaging cost back above 29% of revenue for two consecutive quarters. The study does not resolve this — it computes both readings, AED 2.23 against AED 1.92.</w:t>
+              <w:t>Food and packaging cost back above 29% of revenue for two consecutive quarters. The study does not resolve this — it computes both readings, AED 2.22 against AED 1.91.</w:t>
             </w:r>
           </w:p>
         </w:tc>
@@ -25938,7 +26084,7 @@
                 <w:color w:val="1C3A36"/>
                 <w:sz w:val="16"/>
               </w:rPr>
-              <w:t>Nothing much — this was computed both ways and the answer moves by 1.7%. The judgement turns out not to matter, which is itself worth knowing.</w:t>
+              <w:t>Nothing much — this was computed both ways and the answer moves by 1.2%. The judgement turns out not to matter, which is itself worth knowing.</w:t>
             </w:r>
           </w:p>
         </w:tc>
@@ -26103,7 +26249,7 @@
                 <w:color w:val="1C3A36"/>
                 <w:sz w:val="16"/>
               </w:rPr>
-              <w:t>Nothing observable in the short run. It is sensitised from 2.0% to 4.0% in the study, a range worth about 0.45 dirhams a share.</w:t>
+              <w:t>Nothing observable in the short run. It is sensitised from 2.0% to 4.0% in the study, a range worth about 0.44 dirhams a share.</w:t>
             </w:r>
           </w:p>
         </w:tc>
